--- a/Documents/Sprint_Plans_ChurnSight_v2_0.docx
+++ b/Documents/Sprint_Plans_ChurnSight_v2_0.docx
@@ -93,7 +93,7 @@
           <w:sz w:val="24"/>
           <w:szCs w:val="24"/>
         </w:rPr>
-        <w:t xml:space="preserve">ChurnSight v2.0 — Sprints 1–6</w:t>
+        <w:t xml:space="preserve">ChurnSight v2.0 — Sprints 1–7 (revised 14 Oct 2026)</w:t>
       </w:r>
     </w:p>
     <w:p>
@@ -221,7 +221,7 @@
           <w:sz w:val="18"/>
           <w:szCs w:val="18"/>
         </w:rPr>
-        <w:t xml:space="preserve">October 2026</w:t>
+        <w:t xml:space="preserve">October 2026 · revised 14 Oct 2026</w:t>
       </w:r>
     </w:p>
     <w:p>
@@ -488,7 +488,7 @@
                 <w:sz w:val="18"/>
                 <w:szCs w:val="18"/>
               </w:rPr>
-              <w:t xml:space="preserve">Health Score card UI and score computation engine</w:t>
+              <w:t xml:space="preserve">Security fixes + composite health score engine (16 pts)</w:t>
             </w:r>
           </w:p>
         </w:tc>
@@ -510,7 +510,7 @@
                 <w:sz w:val="18"/>
                 <w:szCs w:val="18"/>
               </w:rPr>
-              <w:t xml:space="preserve">Active</w:t>
+              <w:t xml:space="preserve">Next</w:t>
             </w:r>
           </w:p>
         </w:tc>
@@ -600,7 +600,7 @@
                 <w:sz w:val="18"/>
                 <w:szCs w:val="18"/>
               </w:rPr>
-              <w:t xml:space="preserve">Score breakdown, filters, KPI row; Phase 2 complete</w:t>
+              <w:t xml:space="preserve">Score breakdown, alert badge, remaining security fixes; Phase 2 complete (17 pts)</w:t>
             </w:r>
           </w:p>
         </w:tc>
@@ -712,7 +712,7 @@
                 <w:sz w:val="18"/>
                 <w:szCs w:val="18"/>
               </w:rPr>
-              <w:t xml:space="preserve">Cohort selector, heatmap, tooltips, cell-click filter</w:t>
+              <w:t xml:space="preserve">Cohort drill-down, segments, export, KPI row; Phase 3 complete (13 pts)</w:t>
             </w:r>
           </w:p>
         </w:tc>
@@ -780,7 +780,7 @@
                 <w:sz w:val="18"/>
                 <w:szCs w:val="18"/>
               </w:rPr>
-              <w:t xml:space="preserve">Phase 3</w:t>
+              <w:t xml:space="preserve">Phase 4</w:t>
             </w:r>
           </w:p>
         </w:tc>
@@ -824,7 +824,7 @@
                 <w:sz w:val="18"/>
                 <w:szCs w:val="18"/>
               </w:rPr>
-              <w:t xml:space="preserve">Retention curve, contract chart, KPI row; Phase 3 complete</w:t>
+              <w:t xml:space="preserve">Alert severities, playbook runner, accessibility + end-to-end checks in CI (16 pts)</w:t>
             </w:r>
           </w:p>
         </w:tc>
@@ -936,7 +936,7 @@
                 <w:sz w:val="18"/>
                 <w:szCs w:val="18"/>
               </w:rPr>
-              <w:t xml:space="preserve">Alerts &amp; Playbooks screen + Admin Console layout + Overview dashboard (Cat 9, 1)</w:t>
+              <w:t xml:space="preserve">Admin Console layout + Platform Overview (Cat 9, 1) (19 pts)</w:t>
             </w:r>
           </w:p>
         </w:tc>
@@ -1048,7 +1048,7 @@
                 <w:sz w:val="18"/>
                 <w:szCs w:val="18"/>
               </w:rPr>
-              <w:t xml:space="preserve">Admin Console: Workspaces + Security/Audit Log (Cat 3, 5)</w:t>
+              <w:t xml:space="preserve">Admin Console: Workspaces + platform audit log (Cat 3, 5) (18 pts)</w:t>
             </w:r>
           </w:p>
         </w:tc>
@@ -1071,6 +1071,1098 @@
                 <w:szCs w:val="18"/>
               </w:rPr>
               <w:t xml:space="preserve">Planned</w:t>
+            </w:r>
+          </w:p>
+        </w:tc>
+      </w:tr>
+      <w:tr>
+        <w:tc>
+          <w:tcPr>
+            <w:tcW w:type="dxa" w:w="1097"/>
+            <w:shd w:fill="FFFFFF" w:color="auto" w:val="clear"/>
+            <w:tcMar>
+              <w:top w:type="dxa" w:w="80"/>
+              <w:left w:type="dxa" w:w="120"/>
+              <w:bottom w:type="dxa" w:w="80"/>
+              <w:right w:type="dxa" w:w="120"/>
+            </w:tcMar>
+          </w:tcPr>
+          <w:p>
+            <w:r>
+              <w:rPr>
+                <w:color w:val="1E293B"/>
+                <w:sz w:val="18"/>
+                <w:szCs w:val="18"/>
+              </w:rPr>
+              <w:t xml:space="preserve">Sprint 7</w:t>
+            </w:r>
+          </w:p>
+        </w:tc>
+        <w:tc>
+          <w:tcPr>
+            <w:tcW w:type="dxa" w:w="1097"/>
+            <w:shd w:fill="FFFFFF" w:color="auto" w:val="clear"/>
+            <w:tcMar>
+              <w:top w:type="dxa" w:w="80"/>
+              <w:left w:type="dxa" w:w="120"/>
+              <w:bottom w:type="dxa" w:w="80"/>
+              <w:right w:type="dxa" w:w="120"/>
+            </w:tcMar>
+          </w:tcPr>
+          <w:p>
+            <w:r>
+              <w:rPr>
+                <w:color w:val="1E293B"/>
+                <w:sz w:val="18"/>
+                <w:szCs w:val="18"/>
+              </w:rPr>
+              <w:t xml:space="preserve">Phase 4</w:t>
+            </w:r>
+          </w:p>
+        </w:tc>
+        <w:tc>
+          <w:tcPr>
+            <w:tcW w:type="dxa" w:w="2352"/>
+            <w:shd w:fill="FFFFFF" w:color="auto" w:val="clear"/>
+            <w:tcMar>
+              <w:top w:type="dxa" w:w="80"/>
+              <w:left w:type="dxa" w:w="120"/>
+              <w:bottom w:type="dxa" w:w="80"/>
+              <w:right w:type="dxa" w:w="120"/>
+            </w:tcMar>
+          </w:tcPr>
+          <w:p>
+            <w:r>
+              <w:rPr>
+                <w:color w:val="1E293B"/>
+                <w:sz w:val="18"/>
+                <w:szCs w:val="18"/>
+              </w:rPr>
+              <w:t xml:space="preserve">3 Feb – 16 Feb 2027</w:t>
+            </w:r>
+          </w:p>
+        </w:tc>
+        <w:tc>
+          <w:tcPr>
+            <w:tcW w:type="dxa" w:w="3919"/>
+            <w:shd w:fill="FFFFFF" w:color="auto" w:val="clear"/>
+            <w:tcMar>
+              <w:top w:type="dxa" w:w="80"/>
+              <w:left w:type="dxa" w:w="120"/>
+              <w:bottom w:type="dxa" w:w="80"/>
+              <w:right w:type="dxa" w:w="120"/>
+            </w:tcMar>
+          </w:tcPr>
+          <w:p>
+            <w:r>
+              <w:rPr>
+                <w:color w:val="1E293B"/>
+                <w:sz w:val="18"/>
+                <w:szCs w:val="18"/>
+              </w:rPr>
+              <w:t xml:space="preserve">Admin Console: sign-ins, API keys, privacy tools; MFA screens (Cat 5) (16 pts)</w:t>
+            </w:r>
+          </w:p>
+        </w:tc>
+        <w:tc>
+          <w:tcPr>
+            <w:tcW w:type="dxa" w:w="1254"/>
+            <w:shd w:fill="FFFFFF" w:color="auto" w:val="clear"/>
+            <w:tcMar>
+              <w:top w:type="dxa" w:w="80"/>
+              <w:left w:type="dxa" w:w="120"/>
+              <w:bottom w:type="dxa" w:w="80"/>
+              <w:right w:type="dxa" w:w="120"/>
+            </w:tcMar>
+          </w:tcPr>
+          <w:p>
+            <w:r>
+              <w:rPr>
+                <w:color w:val="1E293B"/>
+                <w:sz w:val="18"/>
+                <w:szCs w:val="18"/>
+              </w:rPr>
+              <w:t xml:space="preserve">Planned</w:t>
+            </w:r>
+          </w:p>
+        </w:tc>
+      </w:tr>
+    </w:tbl>
+    <w:p>
+      <w:pPr>
+        <w:pStyle w:val="Heading3"/>
+        <w:spacing w:after="80" w:before="200"/>
+      </w:pPr>
+      <w:r>
+        <w:rPr>
+          <w:b/>
+          <w:bCs/>
+          <w:color w:val="10194B"/>
+          <w:sz w:val="22"/>
+          <w:szCs w:val="22"/>
+        </w:rPr>
+        <w:t xml:space="preserve">Revision note (14 Oct 2026)</w:t>
+      </w:r>
+    </w:p>
+    <w:p>
+      <w:pPr>
+        <w:spacing w:after="80" w:before="60"/>
+        <w:jc w:val="left"/>
+      </w:pPr>
+      <w:r>
+        <w:rPr>
+          <w:b w:val="false"/>
+          <w:bCs w:val="false"/>
+          <w:i w:val="false"/>
+          <w:iCs w:val="false"/>
+          <w:color w:val="1E293B"/>
+          <w:sz w:val="20"/>
+          <w:szCs w:val="20"/>
+        </w:rPr>
+        <w:t xml:space="preserve">Every story was checked against the live code (GitHub main after PR #6, deployed at churnsight.up.railway.app). Stories that are already live moved to "Already delivered". Four open security bugs and the missing MFA screens were added. Acceptance criteria now name the stack in use (Chart.js, pytest); Recharts and Vitest only apply after the React migration (Phase 6). Sprints were rebalanced to 13–19 points and Phase 4 gained Sprint 7.</w:t>
+      </w:r>
+    </w:p>
+    <w:p>
+      <w:pPr>
+        <w:pStyle w:val="Heading2"/>
+        <w:spacing w:after="120" w:before="280"/>
+      </w:pPr>
+      <w:r>
+        <w:rPr>
+          <w:b/>
+          <w:bCs/>
+          <w:color w:val="176BFA"/>
+          <w:sz w:val="24"/>
+          <w:szCs w:val="24"/>
+        </w:rPr>
+        <w:t xml:space="preserve">ALREADY DELIVERED — REMOVED FROM THE BACKLOG</w:t>
+      </w:r>
+    </w:p>
+    <w:tbl>
+      <w:tblPr>
+        <w:tblW w:type="dxa" w:w="9720"/>
+        <w:tblBorders>
+          <w:top w:val="single" w:color="10194B" w:sz="4"/>
+          <w:left w:val="none"/>
+          <w:bottom w:val="single" w:color="10194B" w:sz="4"/>
+          <w:right w:val="none"/>
+          <w:insideH w:val="single" w:color="auto" w:sz="4"/>
+          <w:insideV w:val="single" w:color="auto" w:sz="4"/>
+        </w:tblBorders>
+        <w:tblLayout w:type="fixed"/>
+      </w:tblPr>
+      <w:tblGrid>
+        <w:gridCol w:w="100"/>
+        <w:gridCol w:w="100"/>
+        <w:gridCol w:w="100"/>
+        <w:gridCol w:w="100"/>
+        <w:gridCol w:w="100"/>
+      </w:tblGrid>
+      <w:tr>
+        <w:trPr>
+          <w:tblHeader/>
+        </w:trPr>
+        <w:tc>
+          <w:tcPr>
+            <w:tcW w:type="dxa" w:w="1284"/>
+            <w:shd w:fill="071426" w:color="auto" w:val="clear"/>
+            <w:tcMar>
+              <w:top w:type="dxa" w:w="100"/>
+              <w:left w:type="dxa" w:w="120"/>
+              <w:bottom w:type="dxa" w:w="100"/>
+              <w:right w:type="dxa" w:w="120"/>
+            </w:tcMar>
+          </w:tcPr>
+          <w:p>
+            <w:r>
+              <w:rPr>
+                <w:b/>
+                <w:bCs/>
+                <w:color w:val="FFFFFF"/>
+                <w:sz w:val="18"/>
+                <w:szCs w:val="18"/>
+              </w:rPr>
+              <w:t xml:space="preserve">Story ID</w:t>
+            </w:r>
+          </w:p>
+        </w:tc>
+        <w:tc>
+          <w:tcPr>
+            <w:tcW w:type="dxa" w:w="3485"/>
+            <w:shd w:fill="071426" w:color="auto" w:val="clear"/>
+            <w:tcMar>
+              <w:top w:type="dxa" w:w="100"/>
+              <w:left w:type="dxa" w:w="120"/>
+              <w:bottom w:type="dxa" w:w="100"/>
+              <w:right w:type="dxa" w:w="120"/>
+            </w:tcMar>
+          </w:tcPr>
+          <w:p>
+            <w:r>
+              <w:rPr>
+                <w:b/>
+                <w:bCs/>
+                <w:color w:val="FFFFFF"/>
+                <w:sz w:val="18"/>
+                <w:szCs w:val="18"/>
+              </w:rPr>
+              <w:t xml:space="preserve">Story</w:t>
+            </w:r>
+          </w:p>
+        </w:tc>
+        <w:tc>
+          <w:tcPr>
+            <w:tcW w:type="dxa" w:w="2751"/>
+            <w:shd w:fill="071426" w:color="auto" w:val="clear"/>
+            <w:tcMar>
+              <w:top w:type="dxa" w:w="100"/>
+              <w:left w:type="dxa" w:w="120"/>
+              <w:bottom w:type="dxa" w:w="100"/>
+              <w:right w:type="dxa" w:w="120"/>
+            </w:tcMar>
+          </w:tcPr>
+          <w:p>
+            <w:r>
+              <w:rPr>
+                <w:b/>
+                <w:bCs/>
+                <w:color w:val="FFFFFF"/>
+                <w:sz w:val="18"/>
+                <w:szCs w:val="18"/>
+              </w:rPr>
+              <w:t xml:space="preserve">What is live today</w:t>
+            </w:r>
+          </w:p>
+        </w:tc>
+        <w:tc>
+          <w:tcPr>
+            <w:tcW w:type="dxa" w:w="917"/>
+            <w:shd w:fill="071426" w:color="auto" w:val="clear"/>
+            <w:tcMar>
+              <w:top w:type="dxa" w:w="100"/>
+              <w:left w:type="dxa" w:w="120"/>
+              <w:bottom w:type="dxa" w:w="100"/>
+              <w:right w:type="dxa" w:w="120"/>
+            </w:tcMar>
+          </w:tcPr>
+          <w:p>
+            <w:r>
+              <w:rPr>
+                <w:b/>
+                <w:bCs/>
+                <w:color w:val="FFFFFF"/>
+                <w:sz w:val="18"/>
+                <w:szCs w:val="18"/>
+              </w:rPr>
+              <w:t xml:space="preserve">Where</w:t>
+            </w:r>
+          </w:p>
+        </w:tc>
+        <w:tc>
+          <w:tcPr>
+            <w:tcW w:type="dxa" w:w="1284"/>
+            <w:shd w:fill="071426" w:color="auto" w:val="clear"/>
+            <w:tcMar>
+              <w:top w:type="dxa" w:w="100"/>
+              <w:left w:type="dxa" w:w="120"/>
+              <w:bottom w:type="dxa" w:w="100"/>
+              <w:right w:type="dxa" w:w="120"/>
+            </w:tcMar>
+          </w:tcPr>
+          <w:p>
+            <w:r>
+              <w:rPr>
+                <w:b/>
+                <w:bCs/>
+                <w:color w:val="FFFFFF"/>
+                <w:sz w:val="18"/>
+                <w:szCs w:val="18"/>
+              </w:rPr>
+              <w:t xml:space="preserve">Status</w:t>
+            </w:r>
+          </w:p>
+        </w:tc>
+      </w:tr>
+      <w:tr>
+        <w:tc>
+          <w:tcPr>
+            <w:tcW w:type="dxa" w:w="1284"/>
+            <w:shd w:fill="FFFFFF" w:color="auto" w:val="clear"/>
+            <w:tcMar>
+              <w:top w:type="dxa" w:w="80"/>
+              <w:left w:type="dxa" w:w="120"/>
+              <w:bottom w:type="dxa" w:w="80"/>
+              <w:right w:type="dxa" w:w="120"/>
+            </w:tcMar>
+          </w:tcPr>
+          <w:p>
+            <w:r>
+              <w:rPr>
+                <w:color w:val="1E293B"/>
+                <w:sz w:val="18"/>
+                <w:szCs w:val="18"/>
+              </w:rPr>
+              <w:t xml:space="preserve">CS2-01</w:t>
+            </w:r>
+          </w:p>
+        </w:tc>
+        <w:tc>
+          <w:tcPr>
+            <w:tcW w:type="dxa" w:w="3485"/>
+            <w:shd w:fill="FFFFFF" w:color="auto" w:val="clear"/>
+            <w:tcMar>
+              <w:top w:type="dxa" w:w="80"/>
+              <w:left w:type="dxa" w:w="120"/>
+              <w:bottom w:type="dxa" w:w="80"/>
+              <w:right w:type="dxa" w:w="120"/>
+            </w:tcMar>
+          </w:tcPr>
+          <w:p>
+            <w:r>
+              <w:rPr>
+                <w:color w:val="1E293B"/>
+                <w:sz w:val="18"/>
+                <w:szCs w:val="18"/>
+              </w:rPr>
+              <w:t xml:space="preserve">Health Scores in the sidebar</w:t>
+            </w:r>
+          </w:p>
+        </w:tc>
+        <w:tc>
+          <w:tcPr>
+            <w:tcW w:type="dxa" w:w="2751"/>
+            <w:shd w:fill="FFFFFF" w:color="auto" w:val="clear"/>
+            <w:tcMar>
+              <w:top w:type="dxa" w:w="80"/>
+              <w:left w:type="dxa" w:w="120"/>
+              <w:bottom w:type="dxa" w:w="80"/>
+              <w:right w:type="dxa" w:w="120"/>
+            </w:tcMar>
+          </w:tcPr>
+          <w:p>
+            <w:r>
+              <w:rPr>
+                <w:color w:val="1E293B"/>
+                <w:sz w:val="18"/>
+                <w:szCs w:val="18"/>
+              </w:rPr>
+              <w:t xml:space="preserve">"Account Health" sidebar entry opens the screen</w:t>
+            </w:r>
+          </w:p>
+        </w:tc>
+        <w:tc>
+          <w:tcPr>
+            <w:tcW w:type="dxa" w:w="917"/>
+            <w:shd w:fill="FFFFFF" w:color="auto" w:val="clear"/>
+            <w:tcMar>
+              <w:top w:type="dxa" w:w="80"/>
+              <w:left w:type="dxa" w:w="120"/>
+              <w:bottom w:type="dxa" w:w="80"/>
+              <w:right w:type="dxa" w:w="120"/>
+            </w:tcMar>
+          </w:tcPr>
+          <w:p>
+            <w:r>
+              <w:rPr>
+                <w:color w:val="1E293B"/>
+                <w:sz w:val="18"/>
+                <w:szCs w:val="18"/>
+              </w:rPr>
+              <w:t xml:space="preserve">index.html, src/views/health.js</w:t>
+            </w:r>
+          </w:p>
+        </w:tc>
+        <w:tc>
+          <w:tcPr>
+            <w:tcW w:type="dxa" w:w="1284"/>
+            <w:shd w:fill="FFFFFF" w:color="auto" w:val="clear"/>
+            <w:tcMar>
+              <w:top w:type="dxa" w:w="80"/>
+              <w:left w:type="dxa" w:w="120"/>
+              <w:bottom w:type="dxa" w:w="80"/>
+              <w:right w:type="dxa" w:w="120"/>
+            </w:tcMar>
+          </w:tcPr>
+          <w:p>
+            <w:r>
+              <w:rPr>
+                <w:color w:val="1E293B"/>
+                <w:sz w:val="18"/>
+                <w:szCs w:val="18"/>
+              </w:rPr>
+              <w:t xml:space="preserve">Done</w:t>
+            </w:r>
+          </w:p>
+        </w:tc>
+      </w:tr>
+      <w:tr>
+        <w:tc>
+          <w:tcPr>
+            <w:tcW w:type="dxa" w:w="1284"/>
+            <w:shd w:fill="F2F4F7" w:color="auto" w:val="clear"/>
+            <w:tcMar>
+              <w:top w:type="dxa" w:w="80"/>
+              <w:left w:type="dxa" w:w="120"/>
+              <w:bottom w:type="dxa" w:w="80"/>
+              <w:right w:type="dxa" w:w="120"/>
+            </w:tcMar>
+          </w:tcPr>
+          <w:p>
+            <w:r>
+              <w:rPr>
+                <w:color w:val="1E293B"/>
+                <w:sz w:val="18"/>
+                <w:szCs w:val="18"/>
+              </w:rPr>
+              <w:t xml:space="preserve">CS2-02</w:t>
+            </w:r>
+          </w:p>
+        </w:tc>
+        <w:tc>
+          <w:tcPr>
+            <w:tcW w:type="dxa" w:w="3485"/>
+            <w:shd w:fill="F2F4F7" w:color="auto" w:val="clear"/>
+            <w:tcMar>
+              <w:top w:type="dxa" w:w="80"/>
+              <w:left w:type="dxa" w:w="120"/>
+              <w:bottom w:type="dxa" w:w="80"/>
+              <w:right w:type="dxa" w:w="120"/>
+            </w:tcMar>
+          </w:tcPr>
+          <w:p>
+            <w:r>
+              <w:rPr>
+                <w:color w:val="1E293B"/>
+                <w:sz w:val="18"/>
+                <w:szCs w:val="18"/>
+              </w:rPr>
+              <w:t xml:space="preserve">Score card grid</w:t>
+            </w:r>
+          </w:p>
+        </w:tc>
+        <w:tc>
+          <w:tcPr>
+            <w:tcW w:type="dxa" w:w="2751"/>
+            <w:shd w:fill="F2F4F7" w:color="auto" w:val="clear"/>
+            <w:tcMar>
+              <w:top w:type="dxa" w:w="80"/>
+              <w:left w:type="dxa" w:w="120"/>
+              <w:bottom w:type="dxa" w:w="80"/>
+              <w:right w:type="dxa" w:w="120"/>
+            </w:tcMar>
+          </w:tcPr>
+          <w:p>
+            <w:r>
+              <w:rPr>
+                <w:color w:val="1E293B"/>
+                <w:sz w:val="18"/>
+                <w:szCs w:val="18"/>
+              </w:rPr>
+              <w:t xml:space="preserve">One card per account, 12 per page with "Load more"</w:t>
+            </w:r>
+          </w:p>
+        </w:tc>
+        <w:tc>
+          <w:tcPr>
+            <w:tcW w:type="dxa" w:w="917"/>
+            <w:shd w:fill="F2F4F7" w:color="auto" w:val="clear"/>
+            <w:tcMar>
+              <w:top w:type="dxa" w:w="80"/>
+              <w:left w:type="dxa" w:w="120"/>
+              <w:bottom w:type="dxa" w:w="80"/>
+              <w:right w:type="dxa" w:w="120"/>
+            </w:tcMar>
+          </w:tcPr>
+          <w:p>
+            <w:r>
+              <w:rPr>
+                <w:color w:val="1E293B"/>
+                <w:sz w:val="18"/>
+                <w:szCs w:val="18"/>
+              </w:rPr>
+              <w:t xml:space="preserve">src/views/health.js</w:t>
+            </w:r>
+          </w:p>
+        </w:tc>
+        <w:tc>
+          <w:tcPr>
+            <w:tcW w:type="dxa" w:w="1284"/>
+            <w:shd w:fill="F2F4F7" w:color="auto" w:val="clear"/>
+            <w:tcMar>
+              <w:top w:type="dxa" w:w="80"/>
+              <w:left w:type="dxa" w:w="120"/>
+              <w:bottom w:type="dxa" w:w="80"/>
+              <w:right w:type="dxa" w:w="120"/>
+            </w:tcMar>
+          </w:tcPr>
+          <w:p>
+            <w:r>
+              <w:rPr>
+                <w:color w:val="1E293B"/>
+                <w:sz w:val="18"/>
+                <w:szCs w:val="18"/>
+              </w:rPr>
+              <w:t xml:space="preserve">Done — check 1-column layout at 375 px</w:t>
+            </w:r>
+          </w:p>
+        </w:tc>
+      </w:tr>
+      <w:tr>
+        <w:tc>
+          <w:tcPr>
+            <w:tcW w:type="dxa" w:w="1284"/>
+            <w:shd w:fill="FFFFFF" w:color="auto" w:val="clear"/>
+            <w:tcMar>
+              <w:top w:type="dxa" w:w="80"/>
+              <w:left w:type="dxa" w:w="120"/>
+              <w:bottom w:type="dxa" w:w="80"/>
+              <w:right w:type="dxa" w:w="120"/>
+            </w:tcMar>
+          </w:tcPr>
+          <w:p>
+            <w:r>
+              <w:rPr>
+                <w:color w:val="1E293B"/>
+                <w:sz w:val="18"/>
+                <w:szCs w:val="18"/>
+              </w:rPr>
+              <w:t xml:space="preserve">CS2-04</w:t>
+            </w:r>
+          </w:p>
+        </w:tc>
+        <w:tc>
+          <w:tcPr>
+            <w:tcW w:type="dxa" w:w="3485"/>
+            <w:shd w:fill="FFFFFF" w:color="auto" w:val="clear"/>
+            <w:tcMar>
+              <w:top w:type="dxa" w:w="80"/>
+              <w:left w:type="dxa" w:w="120"/>
+              <w:bottom w:type="dxa" w:w="80"/>
+              <w:right w:type="dxa" w:w="120"/>
+            </w:tcMar>
+          </w:tcPr>
+          <w:p>
+            <w:r>
+              <w:rPr>
+                <w:color w:val="1E293B"/>
+                <w:sz w:val="18"/>
+                <w:szCs w:val="18"/>
+              </w:rPr>
+              <w:t xml:space="preserve">Risk tier badge</w:t>
+            </w:r>
+          </w:p>
+        </w:tc>
+        <w:tc>
+          <w:tcPr>
+            <w:tcW w:type="dxa" w:w="2751"/>
+            <w:shd w:fill="FFFFFF" w:color="auto" w:val="clear"/>
+            <w:tcMar>
+              <w:top w:type="dxa" w:w="80"/>
+              <w:left w:type="dxa" w:w="120"/>
+              <w:bottom w:type="dxa" w:w="80"/>
+              <w:right w:type="dxa" w:w="120"/>
+            </w:tcMar>
+          </w:tcPr>
+          <w:p>
+            <w:r>
+              <w:rPr>
+                <w:color w:val="1E293B"/>
+                <w:sz w:val="18"/>
+                <w:szCs w:val="18"/>
+              </w:rPr>
+              <w:t xml:space="preserve">Badge shows High / Medium / Low risk</w:t>
+            </w:r>
+          </w:p>
+        </w:tc>
+        <w:tc>
+          <w:tcPr>
+            <w:tcW w:type="dxa" w:w="917"/>
+            <w:shd w:fill="FFFFFF" w:color="auto" w:val="clear"/>
+            <w:tcMar>
+              <w:top w:type="dxa" w:w="80"/>
+              <w:left w:type="dxa" w:w="120"/>
+              <w:bottom w:type="dxa" w:w="80"/>
+              <w:right w:type="dxa" w:w="120"/>
+            </w:tcMar>
+          </w:tcPr>
+          <w:p>
+            <w:r>
+              <w:rPr>
+                <w:color w:val="1E293B"/>
+                <w:sz w:val="18"/>
+                <w:szCs w:val="18"/>
+              </w:rPr>
+              <w:t xml:space="preserve">src/views/health.js</w:t>
+            </w:r>
+          </w:p>
+        </w:tc>
+        <w:tc>
+          <w:tcPr>
+            <w:tcW w:type="dxa" w:w="1284"/>
+            <w:shd w:fill="FFFFFF" w:color="auto" w:val="clear"/>
+            <w:tcMar>
+              <w:top w:type="dxa" w:w="80"/>
+              <w:left w:type="dxa" w:w="120"/>
+              <w:bottom w:type="dxa" w:w="80"/>
+              <w:right w:type="dxa" w:w="120"/>
+            </w:tcMar>
+          </w:tcPr>
+          <w:p>
+            <w:r>
+              <w:rPr>
+                <w:color w:val="1E293B"/>
+                <w:sz w:val="18"/>
+                <w:szCs w:val="18"/>
+              </w:rPr>
+              <w:t xml:space="preserve">Done — naming decision DEC-01</w:t>
+            </w:r>
+          </w:p>
+        </w:tc>
+      </w:tr>
+      <w:tr>
+        <w:tc>
+          <w:tcPr>
+            <w:tcW w:type="dxa" w:w="1284"/>
+            <w:shd w:fill="F2F4F7" w:color="auto" w:val="clear"/>
+            <w:tcMar>
+              <w:top w:type="dxa" w:w="80"/>
+              <w:left w:type="dxa" w:w="120"/>
+              <w:bottom w:type="dxa" w:w="80"/>
+              <w:right w:type="dxa" w:w="120"/>
+            </w:tcMar>
+          </w:tcPr>
+          <w:p>
+            <w:r>
+              <w:rPr>
+                <w:color w:val="1E293B"/>
+                <w:sz w:val="18"/>
+                <w:szCs w:val="18"/>
+              </w:rPr>
+              <w:t xml:space="preserve">CS2-07a</w:t>
+            </w:r>
+          </w:p>
+        </w:tc>
+        <w:tc>
+          <w:tcPr>
+            <w:tcW w:type="dxa" w:w="3485"/>
+            <w:shd w:fill="F2F4F7" w:color="auto" w:val="clear"/>
+            <w:tcMar>
+              <w:top w:type="dxa" w:w="80"/>
+              <w:left w:type="dxa" w:w="120"/>
+              <w:bottom w:type="dxa" w:w="80"/>
+              <w:right w:type="dxa" w:w="120"/>
+            </w:tcMar>
+          </w:tcPr>
+          <w:p>
+            <w:r>
+              <w:rPr>
+                <w:color w:val="1E293B"/>
+                <w:sz w:val="18"/>
+                <w:szCs w:val="18"/>
+              </w:rPr>
+              <w:t xml:space="preserve">Filter cards by tier</w:t>
+            </w:r>
+          </w:p>
+        </w:tc>
+        <w:tc>
+          <w:tcPr>
+            <w:tcW w:type="dxa" w:w="2751"/>
+            <w:shd w:fill="F2F4F7" w:color="auto" w:val="clear"/>
+            <w:tcMar>
+              <w:top w:type="dxa" w:w="80"/>
+              <w:left w:type="dxa" w:w="120"/>
+              <w:bottom w:type="dxa" w:w="80"/>
+              <w:right w:type="dxa" w:w="120"/>
+            </w:tcMar>
+          </w:tcPr>
+          <w:p>
+            <w:r>
+              <w:rPr>
+                <w:color w:val="1E293B"/>
+                <w:sz w:val="18"/>
+                <w:szCs w:val="18"/>
+              </w:rPr>
+              <w:t xml:space="preserve">Tier filter buttons (All / High / Medium / Low)</w:t>
+            </w:r>
+          </w:p>
+        </w:tc>
+        <w:tc>
+          <w:tcPr>
+            <w:tcW w:type="dxa" w:w="917"/>
+            <w:shd w:fill="F2F4F7" w:color="auto" w:val="clear"/>
+            <w:tcMar>
+              <w:top w:type="dxa" w:w="80"/>
+              <w:left w:type="dxa" w:w="120"/>
+              <w:bottom w:type="dxa" w:w="80"/>
+              <w:right w:type="dxa" w:w="120"/>
+            </w:tcMar>
+          </w:tcPr>
+          <w:p>
+            <w:r>
+              <w:rPr>
+                <w:color w:val="1E293B"/>
+                <w:sz w:val="18"/>
+                <w:szCs w:val="18"/>
+              </w:rPr>
+              <w:t xml:space="preserve">src/views/health.js</w:t>
+            </w:r>
+          </w:p>
+        </w:tc>
+        <w:tc>
+          <w:tcPr>
+            <w:tcW w:type="dxa" w:w="1284"/>
+            <w:shd w:fill="F2F4F7" w:color="auto" w:val="clear"/>
+            <w:tcMar>
+              <w:top w:type="dxa" w:w="80"/>
+              <w:left w:type="dxa" w:w="120"/>
+              <w:bottom w:type="dxa" w:w="80"/>
+              <w:right w:type="dxa" w:w="120"/>
+            </w:tcMar>
+          </w:tcPr>
+          <w:p>
+            <w:r>
+              <w:rPr>
+                <w:color w:val="1E293B"/>
+                <w:sz w:val="18"/>
+                <w:szCs w:val="18"/>
+              </w:rPr>
+              <w:t xml:space="preserve">Done — persistence moves to CS2-07b</w:t>
+            </w:r>
+          </w:p>
+        </w:tc>
+      </w:tr>
+      <w:tr>
+        <w:tc>
+          <w:tcPr>
+            <w:tcW w:type="dxa" w:w="1284"/>
+            <w:shd w:fill="FFFFFF" w:color="auto" w:val="clear"/>
+            <w:tcMar>
+              <w:top w:type="dxa" w:w="80"/>
+              <w:left w:type="dxa" w:w="120"/>
+              <w:bottom w:type="dxa" w:w="80"/>
+              <w:right w:type="dxa" w:w="120"/>
+            </w:tcMar>
+          </w:tcPr>
+          <w:p>
+            <w:r>
+              <w:rPr>
+                <w:color w:val="1E293B"/>
+                <w:sz w:val="18"/>
+                <w:szCs w:val="18"/>
+              </w:rPr>
+              <w:t xml:space="preserve">CS3-02</w:t>
+            </w:r>
+          </w:p>
+        </w:tc>
+        <w:tc>
+          <w:tcPr>
+            <w:tcW w:type="dxa" w:w="3485"/>
+            <w:shd w:fill="FFFFFF" w:color="auto" w:val="clear"/>
+            <w:tcMar>
+              <w:top w:type="dxa" w:w="80"/>
+              <w:left w:type="dxa" w:w="120"/>
+              <w:bottom w:type="dxa" w:w="80"/>
+              <w:right w:type="dxa" w:w="120"/>
+            </w:tcMar>
+          </w:tcPr>
+          <w:p>
+            <w:r>
+              <w:rPr>
+                <w:color w:val="1E293B"/>
+                <w:sz w:val="18"/>
+                <w:szCs w:val="18"/>
+              </w:rPr>
+              <w:t xml:space="preserve">Cohort heatmap</w:t>
+            </w:r>
+          </w:p>
+        </w:tc>
+        <w:tc>
+          <w:tcPr>
+            <w:tcW w:type="dxa" w:w="2751"/>
+            <w:shd w:fill="FFFFFF" w:color="auto" w:val="clear"/>
+            <w:tcMar>
+              <w:top w:type="dxa" w:w="80"/>
+              <w:left w:type="dxa" w:w="120"/>
+              <w:bottom w:type="dxa" w:w="80"/>
+              <w:right w:type="dxa" w:w="120"/>
+            </w:tcMar>
+          </w:tcPr>
+          <w:p>
+            <w:r>
+              <w:rPr>
+                <w:color w:val="1E293B"/>
+                <w:sz w:val="18"/>
+                <w:szCs w:val="18"/>
+              </w:rPr>
+              <w:t xml:space="preserve">Churn % by group × tenure band, hover shows customer count</w:t>
+            </w:r>
+          </w:p>
+        </w:tc>
+        <w:tc>
+          <w:tcPr>
+            <w:tcW w:type="dxa" w:w="917"/>
+            <w:shd w:fill="FFFFFF" w:color="auto" w:val="clear"/>
+            <w:tcMar>
+              <w:top w:type="dxa" w:w="80"/>
+              <w:left w:type="dxa" w:w="120"/>
+              <w:bottom w:type="dxa" w:w="80"/>
+              <w:right w:type="dxa" w:w="120"/>
+            </w:tcMar>
+          </w:tcPr>
+          <w:p>
+            <w:r>
+              <w:rPr>
+                <w:color w:val="1E293B"/>
+                <w:sz w:val="18"/>
+                <w:szCs w:val="18"/>
+              </w:rPr>
+              <w:t xml:space="preserve">src/views/cohorts.js</w:t>
+            </w:r>
+          </w:p>
+        </w:tc>
+        <w:tc>
+          <w:tcPr>
+            <w:tcW w:type="dxa" w:w="1284"/>
+            <w:shd w:fill="FFFFFF" w:color="auto" w:val="clear"/>
+            <w:tcMar>
+              <w:top w:type="dxa" w:w="80"/>
+              <w:left w:type="dxa" w:w="120"/>
+              <w:bottom w:type="dxa" w:w="80"/>
+              <w:right w:type="dxa" w:w="120"/>
+            </w:tcMar>
+          </w:tcPr>
+          <w:p>
+            <w:r>
+              <w:rPr>
+                <w:color w:val="1E293B"/>
+                <w:sz w:val="18"/>
+                <w:szCs w:val="18"/>
+              </w:rPr>
+              <w:t xml:space="preserve">Done (HTML grid, not Recharts)</w:t>
+            </w:r>
+          </w:p>
+        </w:tc>
+      </w:tr>
+      <w:tr>
+        <w:tc>
+          <w:tcPr>
+            <w:tcW w:type="dxa" w:w="1284"/>
+            <w:shd w:fill="F2F4F7" w:color="auto" w:val="clear"/>
+            <w:tcMar>
+              <w:top w:type="dxa" w:w="80"/>
+              <w:left w:type="dxa" w:w="120"/>
+              <w:bottom w:type="dxa" w:w="80"/>
+              <w:right w:type="dxa" w:w="120"/>
+            </w:tcMar>
+          </w:tcPr>
+          <w:p>
+            <w:r>
+              <w:rPr>
+                <w:color w:val="1E293B"/>
+                <w:sz w:val="18"/>
+                <w:szCs w:val="18"/>
+              </w:rPr>
+              <w:t xml:space="preserve">CS3-05</w:t>
+            </w:r>
+          </w:p>
+        </w:tc>
+        <w:tc>
+          <w:tcPr>
+            <w:tcW w:type="dxa" w:w="3485"/>
+            <w:shd w:fill="F2F4F7" w:color="auto" w:val="clear"/>
+            <w:tcMar>
+              <w:top w:type="dxa" w:w="80"/>
+              <w:left w:type="dxa" w:w="120"/>
+              <w:bottom w:type="dxa" w:w="80"/>
+              <w:right w:type="dxa" w:w="120"/>
+            </w:tcMar>
+          </w:tcPr>
+          <w:p>
+            <w:r>
+              <w:rPr>
+                <w:color w:val="1E293B"/>
+                <w:sz w:val="18"/>
+                <w:szCs w:val="18"/>
+              </w:rPr>
+              <w:t xml:space="preserve">Retention curve</w:t>
+            </w:r>
+          </w:p>
+        </w:tc>
+        <w:tc>
+          <w:tcPr>
+            <w:tcW w:type="dxa" w:w="2751"/>
+            <w:shd w:fill="F2F4F7" w:color="auto" w:val="clear"/>
+            <w:tcMar>
+              <w:top w:type="dxa" w:w="80"/>
+              <w:left w:type="dxa" w:w="120"/>
+              <w:bottom w:type="dxa" w:w="80"/>
+              <w:right w:type="dxa" w:w="120"/>
+            </w:tcMar>
+          </w:tcPr>
+          <w:p>
+            <w:r>
+              <w:rPr>
+                <w:color w:val="1E293B"/>
+                <w:sz w:val="18"/>
+                <w:szCs w:val="18"/>
+              </w:rPr>
+              <w:t xml:space="preserve">Kaplan–Meier retention curves per group</w:t>
+            </w:r>
+          </w:p>
+        </w:tc>
+        <w:tc>
+          <w:tcPr>
+            <w:tcW w:type="dxa" w:w="917"/>
+            <w:shd w:fill="F2F4F7" w:color="auto" w:val="clear"/>
+            <w:tcMar>
+              <w:top w:type="dxa" w:w="80"/>
+              <w:left w:type="dxa" w:w="120"/>
+              <w:bottom w:type="dxa" w:w="80"/>
+              <w:right w:type="dxa" w:w="120"/>
+            </w:tcMar>
+          </w:tcPr>
+          <w:p>
+            <w:r>
+              <w:rPr>
+                <w:color w:val="1E293B"/>
+                <w:sz w:val="18"/>
+                <w:szCs w:val="18"/>
+              </w:rPr>
+              <w:t xml:space="preserve">src/views/cohorts.js (Chart.js)</w:t>
+            </w:r>
+          </w:p>
+        </w:tc>
+        <w:tc>
+          <w:tcPr>
+            <w:tcW w:type="dxa" w:w="1284"/>
+            <w:shd w:fill="F2F4F7" w:color="auto" w:val="clear"/>
+            <w:tcMar>
+              <w:top w:type="dxa" w:w="80"/>
+              <w:left w:type="dxa" w:w="120"/>
+              <w:bottom w:type="dxa" w:w="80"/>
+              <w:right w:type="dxa" w:w="120"/>
+            </w:tcMar>
+          </w:tcPr>
+          <w:p>
+            <w:r>
+              <w:rPr>
+                <w:color w:val="1E293B"/>
+                <w:sz w:val="18"/>
+                <w:szCs w:val="18"/>
+              </w:rPr>
+              <w:t xml:space="preserve">Done (Chart.js, not Recharts)</w:t>
+            </w:r>
+          </w:p>
+        </w:tc>
+      </w:tr>
+      <w:tr>
+        <w:tc>
+          <w:tcPr>
+            <w:tcW w:type="dxa" w:w="1284"/>
+            <w:shd w:fill="FFFFFF" w:color="auto" w:val="clear"/>
+            <w:tcMar>
+              <w:top w:type="dxa" w:w="80"/>
+              <w:left w:type="dxa" w:w="120"/>
+              <w:bottom w:type="dxa" w:w="80"/>
+              <w:right w:type="dxa" w:w="120"/>
+            </w:tcMar>
+          </w:tcPr>
+          <w:p>
+            <w:r>
+              <w:rPr>
+                <w:color w:val="1E293B"/>
+                <w:sz w:val="18"/>
+                <w:szCs w:val="18"/>
+              </w:rPr>
+              <w:t xml:space="preserve">CS4-01a</w:t>
+            </w:r>
+          </w:p>
+        </w:tc>
+        <w:tc>
+          <w:tcPr>
+            <w:tcW w:type="dxa" w:w="3485"/>
+            <w:shd w:fill="FFFFFF" w:color="auto" w:val="clear"/>
+            <w:tcMar>
+              <w:top w:type="dxa" w:w="80"/>
+              <w:left w:type="dxa" w:w="120"/>
+              <w:bottom w:type="dxa" w:w="80"/>
+              <w:right w:type="dxa" w:w="120"/>
+            </w:tcMar>
+          </w:tcPr>
+          <w:p>
+            <w:r>
+              <w:rPr>
+                <w:color w:val="1E293B"/>
+                <w:sz w:val="18"/>
+                <w:szCs w:val="18"/>
+              </w:rPr>
+              <w:t xml:space="preserve">Alert list and workflow</w:t>
+            </w:r>
+          </w:p>
+        </w:tc>
+        <w:tc>
+          <w:tcPr>
+            <w:tcW w:type="dxa" w:w="2751"/>
+            <w:shd w:fill="FFFFFF" w:color="auto" w:val="clear"/>
+            <w:tcMar>
+              <w:top w:type="dxa" w:w="80"/>
+              <w:left w:type="dxa" w:w="120"/>
+              <w:bottom w:type="dxa" w:w="80"/>
+              <w:right w:type="dxa" w:w="120"/>
+            </w:tcMar>
+          </w:tcPr>
+          <w:p>
+            <w:r>
+              <w:rPr>
+                <w:color w:val="1E293B"/>
+                <w:sz w:val="18"/>
+                <w:szCs w:val="18"/>
+              </w:rPr>
+              <w:t xml:space="preserve">Open → Acknowledged → Resolved, Assign to me, Reopen</w:t>
+            </w:r>
+          </w:p>
+        </w:tc>
+        <w:tc>
+          <w:tcPr>
+            <w:tcW w:type="dxa" w:w="917"/>
+            <w:shd w:fill="FFFFFF" w:color="auto" w:val="clear"/>
+            <w:tcMar>
+              <w:top w:type="dxa" w:w="80"/>
+              <w:left w:type="dxa" w:w="120"/>
+              <w:bottom w:type="dxa" w:w="80"/>
+              <w:right w:type="dxa" w:w="120"/>
+            </w:tcMar>
+          </w:tcPr>
+          <w:p>
+            <w:r>
+              <w:rPr>
+                <w:color w:val="1E293B"/>
+                <w:sz w:val="18"/>
+                <w:szCs w:val="18"/>
+              </w:rPr>
+              <w:t xml:space="preserve">src/views/alerts.js</w:t>
+            </w:r>
+          </w:p>
+        </w:tc>
+        <w:tc>
+          <w:tcPr>
+            <w:tcW w:type="dxa" w:w="1284"/>
+            <w:shd w:fill="FFFFFF" w:color="auto" w:val="clear"/>
+            <w:tcMar>
+              <w:top w:type="dxa" w:w="80"/>
+              <w:left w:type="dxa" w:w="120"/>
+              <w:bottom w:type="dxa" w:w="80"/>
+              <w:right w:type="dxa" w:w="120"/>
+            </w:tcMar>
+          </w:tcPr>
+          <w:p>
+            <w:r>
+              <w:rPr>
+                <w:color w:val="1E293B"/>
+                <w:sz w:val="18"/>
+                <w:szCs w:val="18"/>
+              </w:rPr>
+              <w:t xml:space="preserve">Done — severity levels move to CS4-01</w:t>
             </w:r>
           </w:p>
         </w:tc>
@@ -1089,7 +2181,7 @@
           <w:sz w:val="24"/>
           <w:szCs w:val="24"/>
         </w:rPr>
-        <w:t xml:space="preserve">SPRINT 1 — HEALTH SCORE UI FOUNDATION</w:t>
+        <w:t xml:space="preserve">SPRINT 1 — SECURITY FIXES + HEALTH SCORE ENGINE</w:t>
       </w:r>
     </w:p>
     <w:p>
@@ -1123,7 +2215,7 @@
           <w:sz w:val="20"/>
           <w:szCs w:val="20"/>
         </w:rPr>
-        <w:t xml:space="preserve">Deliver a functional Customer Health Scores screen with score cards visible, scores computed from the customer dataset, and risk tier styling applied. CSMs can see every customer's health at a glance.</w:t>
+        <w:t xml:space="preserve">Close the two most serious open security bugs and replace the single-number health score (100 − churn probability) with the 6-component composite defined in the BRD.</w:t>
       </w:r>
     </w:p>
     <w:p>
@@ -1306,7 +2398,7 @@
                 <w:sz w:val="18"/>
                 <w:szCs w:val="18"/>
               </w:rPr>
-              <w:t xml:space="preserve">CS2-01</w:t>
+              <w:t xml:space="preserve">SEC-01</w:t>
             </w:r>
           </w:p>
         </w:tc>
@@ -1328,7 +2420,7 @@
                 <w:sz w:val="18"/>
                 <w:szCs w:val="18"/>
               </w:rPr>
-              <w:t xml:space="preserve">As a CSM, I want to navigate to a Health Scores screen from the sidebar so that I can access it in one click.</w:t>
+              <w:t xml:space="preserve">As the platform owner, I want admin rights granted only to verified email addresses so that nobody can claim an ADMIN_EMAILS address by signing up without verifying it.</w:t>
             </w:r>
           </w:p>
         </w:tc>
@@ -1350,7 +2442,7 @@
                 <w:sz w:val="18"/>
                 <w:szCs w:val="18"/>
               </w:rPr>
-              <w:t xml:space="preserve">Navigation item exists; screen loads without error; breadcrumb shows "Health Scores"</w:t>
+              <w:t xml:space="preserve">Admin access requires email_verified = true in the Firebase token; pytest covers an unverified token for an ADMIN_EMAILS address (no admin rights)</w:t>
             </w:r>
           </w:p>
         </w:tc>
@@ -1372,7 +2464,7 @@
                 <w:sz w:val="18"/>
                 <w:szCs w:val="18"/>
               </w:rPr>
-              <w:t xml:space="preserve">1</w:t>
+              <w:t xml:space="preserve">3</w:t>
             </w:r>
           </w:p>
         </w:tc>
@@ -1418,7 +2510,7 @@
                 <w:sz w:val="18"/>
                 <w:szCs w:val="18"/>
               </w:rPr>
-              <w:t xml:space="preserve">CS2-02</w:t>
+              <w:t xml:space="preserve">SEC-02</w:t>
             </w:r>
           </w:p>
         </w:tc>
@@ -1440,7 +2532,7 @@
                 <w:sz w:val="18"/>
                 <w:szCs w:val="18"/>
               </w:rPr>
-              <w:t xml:space="preserve">As a CSM, I want to see each customer as a score card so that I can quickly scan risk.</w:t>
+              <w:t xml:space="preserve">As a user, I want CSV column names shown safely on the Predict screen so that a crafted file cannot run script in my browser.</w:t>
             </w:r>
           </w:p>
         </w:tc>
@@ -1462,7 +2554,7 @@
                 <w:sz w:val="18"/>
                 <w:szCs w:val="18"/>
               </w:rPr>
-              <w:t xml:space="preserve">Cards render for all customers; layout is 3-column on desktop; 1-column on mobile</w:t>
+              <w:t xml:space="preserve">Column names are escaped in every id, label and attribute in predict.js; a column named &lt;img src=x onerror=alert(1)&gt; renders as text</w:t>
             </w:r>
           </w:p>
         </w:tc>
@@ -1484,7 +2576,7 @@
                 <w:sz w:val="18"/>
                 <w:szCs w:val="18"/>
               </w:rPr>
-              <w:t xml:space="preserve">3</w:t>
+              <w:t xml:space="preserve">2</w:t>
             </w:r>
           </w:p>
         </w:tc>
@@ -1530,7 +2622,7 @@
                 <w:sz w:val="18"/>
                 <w:szCs w:val="18"/>
               </w:rPr>
-              <w:t xml:space="preserve">CS2-03</w:t>
+              <w:t xml:space="preserve">DEC-01</w:t>
             </w:r>
           </w:p>
         </w:tc>
@@ -1552,7 +2644,7 @@
                 <w:sz w:val="18"/>
                 <w:szCs w:val="18"/>
               </w:rPr>
-              <w:t xml:space="preserve">As a CSM, I want the card to show a composite score (0–100) so that I know how healthy the account is.</w:t>
+              <w:t xml:space="preserve">As the product owner, I want one set of tier names so that the app and the documents agree.</w:t>
             </w:r>
           </w:p>
         </w:tc>
@@ -1574,7 +2666,7 @@
                 <w:sz w:val="18"/>
                 <w:szCs w:val="18"/>
               </w:rPr>
-              <w:t xml:space="preserve">Score is an integer 0–100; score colour matches tier (red/amber/green)</w:t>
+              <w:t xml:space="preserve">Decision recorded in the RAID log (High/Medium/Low risk, or Critical/At Risk/Healthy health); UI and documents use it</w:t>
             </w:r>
           </w:p>
         </w:tc>
@@ -1596,7 +2688,7 @@
                 <w:sz w:val="18"/>
                 <w:szCs w:val="18"/>
               </w:rPr>
-              <w:t xml:space="preserve">5</w:t>
+              <w:t xml:space="preserve">1</w:t>
             </w:r>
           </w:p>
         </w:tc>
@@ -1642,7 +2734,7 @@
                 <w:sz w:val="18"/>
                 <w:szCs w:val="18"/>
               </w:rPr>
-              <w:t xml:space="preserve">CS2-04</w:t>
+              <w:t xml:space="preserve">CS2-03</w:t>
             </w:r>
           </w:p>
         </w:tc>
@@ -1664,7 +2756,7 @@
                 <w:sz w:val="18"/>
                 <w:szCs w:val="18"/>
               </w:rPr>
-              <w:t xml:space="preserve">As a CSM, I want the card to show a risk tier badge so that I can triage without reading numbers.</w:t>
+              <w:t xml:space="preserve">As a CSM, I want the card to show a composite score (0–100) so that I know how healthy the account is.</w:t>
             </w:r>
           </w:p>
         </w:tc>
@@ -1686,7 +2778,7 @@
                 <w:sz w:val="18"/>
                 <w:szCs w:val="18"/>
               </w:rPr>
-              <w:t xml:space="preserve">Badge shows "Healthy", "At Risk", or "Critical" in correct brand colours</w:t>
+              <w:t xml:space="preserve">6 components with BRD weights; a component whose data is missing is left out and the weights are re-normalised; the card says which components were used; integer 0–100; pytest unit tests</w:t>
             </w:r>
           </w:p>
         </w:tc>
@@ -1708,7 +2800,7 @@
                 <w:sz w:val="18"/>
                 <w:szCs w:val="18"/>
               </w:rPr>
-              <w:t xml:space="preserve">2</w:t>
+              <w:t xml:space="preserve">8</w:t>
             </w:r>
           </w:p>
         </w:tc>
@@ -1776,7 +2868,7 @@
                 <w:sz w:val="18"/>
                 <w:szCs w:val="18"/>
               </w:rPr>
-              <w:t xml:space="preserve">As a CSM, I want the card to show customer name, plan, and MRR so that I have context without clicking.</w:t>
+              <w:t xml:space="preserve">As a CSM, I want the card to show customer name, plan and MRR so that I have context without clicking.</w:t>
             </w:r>
           </w:p>
         </w:tc>
@@ -1798,7 +2890,7 @@
                 <w:sz w:val="18"/>
                 <w:szCs w:val="18"/>
               </w:rPr>
-              <w:t xml:space="preserve">Name, plan label, and MRR/month visible on every card</w:t>
+              <w:t xml:space="preserve">Shown when the dataset has those columns; hidden (not "undefined") when it does not</w:t>
             </w:r>
           </w:p>
         </w:tc>
@@ -1848,76 +2940,6 @@
         </w:tc>
       </w:tr>
     </w:tbl>
-    <w:p>
-      <w:pPr>
-        <w:pStyle w:val="Heading3"/>
-        <w:spacing w:after="80" w:before="200"/>
-      </w:pPr>
-      <w:r>
-        <w:rPr>
-          <w:b/>
-          <w:bCs/>
-          <w:color w:val="10194B"/>
-          <w:sz w:val="22"/>
-          <w:szCs w:val="22"/>
-        </w:rPr>
-        <w:t xml:space="preserve">Sprint 1 — Definition of Done</w:t>
-      </w:r>
-    </w:p>
-    <w:p>
-      <w:pPr>
-        <w:pStyle w:val="ListParagraph"/>
-        <w:numPr>
-          <w:ilvl w:val="0"/>
-          <w:numId w:val="2"/>
-        </w:numPr>
-        <w:spacing w:after="40" w:before="40"/>
-      </w:pPr>
-      <w:r>
-        <w:rPr>
-          <w:color w:val="1E293B"/>
-          <w:sz w:val="20"/>
-          <w:szCs w:val="20"/>
-        </w:rPr>
-        <w:t xml:space="preserve">All Must stories pass their acceptance criteria.</w:t>
-      </w:r>
-    </w:p>
-    <w:p>
-      <w:pPr>
-        <w:pStyle w:val="ListParagraph"/>
-        <w:numPr>
-          <w:ilvl w:val="0"/>
-          <w:numId w:val="2"/>
-        </w:numPr>
-        <w:spacing w:after="40" w:before="40"/>
-      </w:pPr>
-      <w:r>
-        <w:rPr>
-          <w:color w:val="1E293B"/>
-          <w:sz w:val="20"/>
-          <w:szCs w:val="20"/>
-        </w:rPr>
-        <w:t xml:space="preserve">Automated tests: unit (Vitest) pass; axe-core reports zero critical violations.</w:t>
-      </w:r>
-    </w:p>
-    <w:p>
-      <w:pPr>
-        <w:pStyle w:val="ListParagraph"/>
-        <w:numPr>
-          <w:ilvl w:val="0"/>
-          <w:numId w:val="2"/>
-        </w:numPr>
-        <w:spacing w:after="40" w:before="40"/>
-      </w:pPr>
-      <w:r>
-        <w:rPr>
-          <w:color w:val="1E293B"/>
-          <w:sz w:val="20"/>
-          <w:szCs w:val="20"/>
-        </w:rPr>
-        <w:t xml:space="preserve">PR merged to main; Railway auto-deploy succeeds.</w:t>
-      </w:r>
-    </w:p>
     <w:p>
       <w:pPr>
         <w:pStyle w:val="Heading2"/>
@@ -1931,7 +2953,7 @@
           <w:sz w:val="24"/>
           <w:szCs w:val="24"/>
         </w:rPr>
-        <w:t xml:space="preserve">SPRINT 2 — HEALTH SCORE DEPTH</w:t>
+        <w:t xml:space="preserve">SPRINT 2 — HEALTH SCORE DEPTH + REMAINING SECURITY FIXES</w:t>
       </w:r>
     </w:p>
     <w:p>
@@ -1965,7 +2987,23 @@
           <w:sz w:val="20"/>
           <w:szCs w:val="20"/>
         </w:rPr>
-        <w:t xml:space="preserve">Add score breakdown, risk-tier filters, and the KPI row. Complete Phase 2.</w:t>
+        <w:t xml:space="preserve">Show what drives each score, finish the Health Scores screen and close the remaining open bugs. Completes Phase 2.</w:t>
+      </w:r>
+    </w:p>
+    <w:p>
+      <w:pPr>
+        <w:pStyle w:val="Heading3"/>
+        <w:spacing w:after="80" w:before="200"/>
+      </w:pPr>
+      <w:r>
+        <w:rPr>
+          <w:b/>
+          <w:bCs/>
+          <w:color w:val="10194B"/>
+          <w:sz w:val="22"/>
+          <w:szCs w:val="22"/>
+        </w:rPr>
+        <w:t xml:space="preserve">Sprint 2 — Backlog</w:t>
       </w:r>
     </w:p>
     <w:tbl>
@@ -2154,7 +3192,7 @@
                 <w:sz w:val="18"/>
                 <w:szCs w:val="18"/>
               </w:rPr>
-              <w:t xml:space="preserve">As a CSM, I want to click a card and see a breakdown of the 6 health components so I understand what is driving the score.</w:t>
+              <w:t xml:space="preserve">As a CSM, I want to click a card and see a breakdown of the health components so I understand what is driving the score.</w:t>
             </w:r>
           </w:p>
         </w:tc>
@@ -2176,7 +3214,7 @@
                 <w:sz w:val="18"/>
                 <w:szCs w:val="18"/>
               </w:rPr>
-              <w:t xml:space="preserve">Drawer shows 6 component bars with label, score, and weight; sum validates to composite</w:t>
+              <w:t xml:space="preserve">Drawer shows each component with label, score and weight; missing components shown as "no data"; weighted sum equals the composite (±1 for rounding)</w:t>
             </w:r>
           </w:p>
         </w:tc>
@@ -2244,7 +3282,7 @@
                 <w:sz w:val="18"/>
                 <w:szCs w:val="18"/>
               </w:rPr>
-              <w:t xml:space="preserve">CS2-07</w:t>
+              <w:t xml:space="preserve">CS2-07b</w:t>
             </w:r>
           </w:p>
         </w:tc>
@@ -2266,7 +3304,7 @@
                 <w:sz w:val="18"/>
                 <w:szCs w:val="18"/>
               </w:rPr>
-              <w:t xml:space="preserve">As a CSM, I want to filter score cards by risk tier so I can focus on Critical accounts.</w:t>
+              <w:t xml:space="preserve">As a CSM, I want my tier filter remembered so I do not lose it on reload.</w:t>
             </w:r>
           </w:p>
         </w:tc>
@@ -2288,7 +3326,7 @@
                 <w:sz w:val="18"/>
                 <w:szCs w:val="18"/>
               </w:rPr>
-              <w:t xml:space="preserve">Clicking KPI tile filters cards; deselect restores all; filter state persists on reload</w:t>
+              <w:t xml:space="preserve">Selected tier persists across reloads; "All" restores every card</w:t>
             </w:r>
           </w:p>
         </w:tc>
@@ -2310,7 +3348,7 @@
                 <w:sz w:val="18"/>
                 <w:szCs w:val="18"/>
               </w:rPr>
-              <w:t xml:space="preserve">3</w:t>
+              <w:t xml:space="preserve">2</w:t>
             </w:r>
           </w:p>
         </w:tc>
@@ -2378,7 +3416,7 @@
                 <w:sz w:val="18"/>
                 <w:szCs w:val="18"/>
               </w:rPr>
-              <w:t xml:space="preserve">As a CSM, I want a KPI row at the top of the screen showing total customers, % critical, and average score.</w:t>
+              <w:t xml:space="preserve">As a CSM, I want a KPI row showing total customers, % in the lowest tier and average score.</w:t>
             </w:r>
           </w:p>
         </w:tc>
@@ -2400,7 +3438,7 @@
                 <w:sz w:val="18"/>
                 <w:szCs w:val="18"/>
               </w:rPr>
-              <w:t xml:space="preserve">KPI row renders above card grid; numbers match underlying data</w:t>
+              <w:t xml:space="preserve">Adds total customers and % lowest tier to the existing summary (average score and critical count are live); numbers match /api/customers</w:t>
             </w:r>
           </w:p>
         </w:tc>
@@ -2490,7 +3528,7 @@
                 <w:sz w:val="18"/>
                 <w:szCs w:val="18"/>
               </w:rPr>
-              <w:t xml:space="preserve">As a CSM, I want the score cards to show an active alert count badge so I know which customers have open alerts.</w:t>
+              <w:t xml:space="preserve">As a CSM, I want an active alert count on each card so I know which customers have open alerts.</w:t>
             </w:r>
           </w:p>
         </w:tc>
@@ -2512,7 +3550,7 @@
                 <w:sz w:val="18"/>
                 <w:szCs w:val="18"/>
               </w:rPr>
-              <w:t xml:space="preserve">Badge visible when alerts &gt; 0; clicking badge navigates to filtered Alerts screen</w:t>
+              <w:t xml:space="preserve">Badge visible when open alerts &gt; 0; clicking it opens Alerts filtered to that customer</w:t>
             </w:r>
           </w:p>
         </w:tc>
@@ -2557,6 +3595,230 @@
                 <w:szCs w:val="18"/>
               </w:rPr>
               <w:t xml:space="preserve">Should</w:t>
+            </w:r>
+          </w:p>
+        </w:tc>
+      </w:tr>
+      <w:tr>
+        <w:tc>
+          <w:tcPr>
+            <w:tcW w:type="dxa" w:w="1284"/>
+            <w:shd w:fill="FFFFFF" w:color="auto" w:val="clear"/>
+            <w:tcMar>
+              <w:top w:type="dxa" w:w="80"/>
+              <w:left w:type="dxa" w:w="120"/>
+              <w:bottom w:type="dxa" w:w="80"/>
+              <w:right w:type="dxa" w:w="120"/>
+            </w:tcMar>
+          </w:tcPr>
+          <w:p>
+            <w:r>
+              <w:rPr>
+                <w:color w:val="1E293B"/>
+                <w:sz w:val="18"/>
+                <w:szCs w:val="18"/>
+              </w:rPr>
+              <w:t xml:space="preserve">SEC-03</w:t>
+            </w:r>
+          </w:p>
+        </w:tc>
+        <w:tc>
+          <w:tcPr>
+            <w:tcW w:type="dxa" w:w="3485"/>
+            <w:shd w:fill="FFFFFF" w:color="auto" w:val="clear"/>
+            <w:tcMar>
+              <w:top w:type="dxa" w:w="80"/>
+              <w:left w:type="dxa" w:w="120"/>
+              <w:bottom w:type="dxa" w:w="80"/>
+              <w:right w:type="dxa" w:w="120"/>
+            </w:tcMar>
+          </w:tcPr>
+          <w:p>
+            <w:r>
+              <w:rPr>
+                <w:color w:val="1E293B"/>
+                <w:sz w:val="18"/>
+                <w:szCs w:val="18"/>
+              </w:rPr>
+              <w:t xml:space="preserve">As the operator, I want the sample-data download cache bounded so that it cannot grow without limit.</w:t>
+            </w:r>
+          </w:p>
+        </w:tc>
+        <w:tc>
+          <w:tcPr>
+            <w:tcW w:type="dxa" w:w="2751"/>
+            <w:shd w:fill="FFFFFF" w:color="auto" w:val="clear"/>
+            <w:tcMar>
+              <w:top w:type="dxa" w:w="80"/>
+              <w:left w:type="dxa" w:w="120"/>
+              <w:bottom w:type="dxa" w:w="80"/>
+              <w:right w:type="dxa" w:w="120"/>
+            </w:tcMar>
+          </w:tcPr>
+          <w:p>
+            <w:r>
+              <w:rPr>
+                <w:color w:val="1E293B"/>
+                <w:sz w:val="18"/>
+                <w:szCs w:val="18"/>
+              </w:rPr>
+              <w:t xml:space="preserve">Cache has a size limit and expiry; pytest covers the limit</w:t>
+            </w:r>
+          </w:p>
+        </w:tc>
+        <w:tc>
+          <w:tcPr>
+            <w:tcW w:type="dxa" w:w="917"/>
+            <w:shd w:fill="FFFFFF" w:color="auto" w:val="clear"/>
+            <w:tcMar>
+              <w:top w:type="dxa" w:w="80"/>
+              <w:left w:type="dxa" w:w="120"/>
+              <w:bottom w:type="dxa" w:w="80"/>
+              <w:right w:type="dxa" w:w="120"/>
+            </w:tcMar>
+          </w:tcPr>
+          <w:p>
+            <w:r>
+              <w:rPr>
+                <w:color w:val="1E293B"/>
+                <w:sz w:val="18"/>
+                <w:szCs w:val="18"/>
+              </w:rPr>
+              <w:t xml:space="preserve">2</w:t>
+            </w:r>
+          </w:p>
+        </w:tc>
+        <w:tc>
+          <w:tcPr>
+            <w:tcW w:type="dxa" w:w="1284"/>
+            <w:shd w:fill="FFFFFF" w:color="auto" w:val="clear"/>
+            <w:tcMar>
+              <w:top w:type="dxa" w:w="80"/>
+              <w:left w:type="dxa" w:w="120"/>
+              <w:bottom w:type="dxa" w:w="80"/>
+              <w:right w:type="dxa" w:w="120"/>
+            </w:tcMar>
+          </w:tcPr>
+          <w:p>
+            <w:r>
+              <w:rPr>
+                <w:color w:val="1E293B"/>
+                <w:sz w:val="18"/>
+                <w:szCs w:val="18"/>
+              </w:rPr>
+              <w:t xml:space="preserve">Must</w:t>
+            </w:r>
+          </w:p>
+        </w:tc>
+      </w:tr>
+      <w:tr>
+        <w:tc>
+          <w:tcPr>
+            <w:tcW w:type="dxa" w:w="1284"/>
+            <w:shd w:fill="F2F4F7" w:color="auto" w:val="clear"/>
+            <w:tcMar>
+              <w:top w:type="dxa" w:w="80"/>
+              <w:left w:type="dxa" w:w="120"/>
+              <w:bottom w:type="dxa" w:w="80"/>
+              <w:right w:type="dxa" w:w="120"/>
+            </w:tcMar>
+          </w:tcPr>
+          <w:p>
+            <w:r>
+              <w:rPr>
+                <w:color w:val="1E293B"/>
+                <w:sz w:val="18"/>
+                <w:szCs w:val="18"/>
+              </w:rPr>
+              <w:t xml:space="preserve">SEC-04</w:t>
+            </w:r>
+          </w:p>
+        </w:tc>
+        <w:tc>
+          <w:tcPr>
+            <w:tcW w:type="dxa" w:w="3485"/>
+            <w:shd w:fill="F2F4F7" w:color="auto" w:val="clear"/>
+            <w:tcMar>
+              <w:top w:type="dxa" w:w="80"/>
+              <w:left w:type="dxa" w:w="120"/>
+              <w:bottom w:type="dxa" w:w="80"/>
+              <w:right w:type="dxa" w:w="120"/>
+            </w:tcMar>
+          </w:tcPr>
+          <w:p>
+            <w:r>
+              <w:rPr>
+                <w:color w:val="1E293B"/>
+                <w:sz w:val="18"/>
+                <w:szCs w:val="18"/>
+              </w:rPr>
+              <w:t xml:space="preserve">As the operator, I want WORKSPACE_MODE (user | domain | shared) to work as documented or be removed.</w:t>
+            </w:r>
+          </w:p>
+        </w:tc>
+        <w:tc>
+          <w:tcPr>
+            <w:tcW w:type="dxa" w:w="2751"/>
+            <w:shd w:fill="F2F4F7" w:color="auto" w:val="clear"/>
+            <w:tcMar>
+              <w:top w:type="dxa" w:w="80"/>
+              <w:left w:type="dxa" w:w="120"/>
+              <w:bottom w:type="dxa" w:w="80"/>
+              <w:right w:type="dxa" w:w="120"/>
+            </w:tcMar>
+          </w:tcPr>
+          <w:p>
+            <w:r>
+              <w:rPr>
+                <w:color w:val="1E293B"/>
+                <w:sz w:val="18"/>
+                <w:szCs w:val="18"/>
+              </w:rPr>
+              <w:t xml:space="preserve">Each mode tested, or the setting and its documentation removed; decision noted in the RAID log</w:t>
+            </w:r>
+          </w:p>
+        </w:tc>
+        <w:tc>
+          <w:tcPr>
+            <w:tcW w:type="dxa" w:w="917"/>
+            <w:shd w:fill="F2F4F7" w:color="auto" w:val="clear"/>
+            <w:tcMar>
+              <w:top w:type="dxa" w:w="80"/>
+              <w:left w:type="dxa" w:w="120"/>
+              <w:bottom w:type="dxa" w:w="80"/>
+              <w:right w:type="dxa" w:w="120"/>
+            </w:tcMar>
+          </w:tcPr>
+          <w:p>
+            <w:r>
+              <w:rPr>
+                <w:color w:val="1E293B"/>
+                <w:sz w:val="18"/>
+                <w:szCs w:val="18"/>
+              </w:rPr>
+              <w:t xml:space="preserve">3</w:t>
+            </w:r>
+          </w:p>
+        </w:tc>
+        <w:tc>
+          <w:tcPr>
+            <w:tcW w:type="dxa" w:w="1284"/>
+            <w:shd w:fill="F2F4F7" w:color="auto" w:val="clear"/>
+            <w:tcMar>
+              <w:top w:type="dxa" w:w="80"/>
+              <w:left w:type="dxa" w:w="120"/>
+              <w:bottom w:type="dxa" w:w="80"/>
+              <w:right w:type="dxa" w:w="120"/>
+            </w:tcMar>
+          </w:tcPr>
+          <w:p>
+            <w:r>
+              <w:rPr>
+                <w:color w:val="1E293B"/>
+                <w:sz w:val="18"/>
+                <w:szCs w:val="18"/>
+              </w:rPr>
+              <w:t xml:space="preserve">Must</w:t>
             </w:r>
           </w:p>
         </w:tc>
@@ -2575,7 +3837,7 @@
           <w:sz w:val="24"/>
           <w:szCs w:val="24"/>
         </w:rPr>
-        <w:t xml:space="preserve">SPRINT 3 — COHORT SELECTOR &amp; HEATMAP</w:t>
+        <w:t xml:space="preserve">SPRINT 3 — COHORT ANALYSIS COMPLETE</w:t>
       </w:r>
     </w:p>
     <w:p>
@@ -2609,7 +3871,23 @@
           <w:sz w:val="20"/>
           <w:szCs w:val="20"/>
         </w:rPr>
-        <w:t xml:space="preserve">Build the Cohort Analysis screen with segment selector and heatmap. Users can slice customers by risk tier, plan, MRR band, and geography.</w:t>
+        <w:t xml:space="preserve">The heatmap and retention curves are live. Add the missing segment options, drill-down, export and KPI row. Completes Phase 3.</w:t>
+      </w:r>
+    </w:p>
+    <w:p>
+      <w:pPr>
+        <w:pStyle w:val="Heading3"/>
+        <w:spacing w:after="80" w:before="200"/>
+      </w:pPr>
+      <w:r>
+        <w:rPr>
+          <w:b/>
+          <w:bCs/>
+          <w:color w:val="10194B"/>
+          <w:sz w:val="22"/>
+          <w:szCs w:val="22"/>
+        </w:rPr>
+        <w:t xml:space="preserve">Sprint 3 — Backlog</w:t>
       </w:r>
     </w:p>
     <w:tbl>
@@ -2798,7 +4076,7 @@
                 <w:sz w:val="18"/>
                 <w:szCs w:val="18"/>
               </w:rPr>
-              <w:t xml:space="preserve">As a Viewer, I want to select segment dimensions so I can explore different customer groups.</w:t>
+              <w:t xml:space="preserve">As a Viewer, I want to segment by risk tier, plan, MRR band and geography so I can explore customer groups.</w:t>
             </w:r>
           </w:p>
         </w:tc>
@@ -2820,7 +4098,7 @@
                 <w:sz w:val="18"/>
                 <w:szCs w:val="18"/>
               </w:rPr>
-              <w:t xml:space="preserve">Risk tier, plan type, MRR band, geo selectors; default is risk tier × plan</w:t>
+              <w:t xml:space="preserve">MRR band and geography options appear when the dataset has those columns; risk tier always available</w:t>
             </w:r>
           </w:p>
         </w:tc>
@@ -2888,7 +4166,7 @@
                 <w:sz w:val="18"/>
                 <w:szCs w:val="18"/>
               </w:rPr>
-              <w:t xml:space="preserve">CS3-02</w:t>
+              <w:t xml:space="preserve">CS3-03</w:t>
             </w:r>
           </w:p>
         </w:tc>
@@ -2910,7 +4188,7 @@
                 <w:sz w:val="18"/>
                 <w:szCs w:val="18"/>
               </w:rPr>
-              <w:t xml:space="preserve">As a Viewer, I want to see a heatmap of segment combinations so I can spot where churn concentrates.</w:t>
+              <w:t xml:space="preserve">As a Viewer, I want to click a heatmap cell and see the customers in that segment.</w:t>
             </w:r>
           </w:p>
         </w:tc>
@@ -2932,7 +4210,7 @@
                 <w:sz w:val="18"/>
                 <w:szCs w:val="18"/>
               </w:rPr>
-              <w:t xml:space="preserve">Recharts heatmap renders; colour intensity maps to churn probability; tooltips on hover</w:t>
+              <w:t xml:space="preserve">List shows name, score and MRR for the cell, paged through /api/customers filters</w:t>
             </w:r>
           </w:p>
         </w:tc>
@@ -2954,7 +4232,7 @@
                 <w:sz w:val="18"/>
                 <w:szCs w:val="18"/>
               </w:rPr>
-              <w:t xml:space="preserve">8</w:t>
+              <w:t xml:space="preserve">5</w:t>
             </w:r>
           </w:p>
         </w:tc>
@@ -3000,7 +4278,7 @@
                 <w:sz w:val="18"/>
                 <w:szCs w:val="18"/>
               </w:rPr>
-              <w:t xml:space="preserve">CS3-03</w:t>
+              <w:t xml:space="preserve">CS3-04</w:t>
             </w:r>
           </w:p>
         </w:tc>
@@ -3022,7 +4300,7 @@
                 <w:sz w:val="18"/>
                 <w:szCs w:val="18"/>
               </w:rPr>
-              <w:t xml:space="preserve">As a Viewer, I want to click a heatmap cell and see the customers in that segment.</w:t>
+              <w:t xml:space="preserve">As a Viewer, I want to export the current cohort as a CSV file.</w:t>
             </w:r>
           </w:p>
         </w:tc>
@@ -3044,7 +4322,7 @@
                 <w:sz w:val="18"/>
                 <w:szCs w:val="18"/>
               </w:rPr>
-              <w:t xml:space="preserve">Customer list modal shows name, score, MRR for the selected cell</w:t>
+              <w:t xml:space="preserve">CSV has the segment columns and every customer row; formula-safe like the existing customer export</w:t>
             </w:r>
           </w:p>
         </w:tc>
@@ -3066,29 +4344,29 @@
                 <w:sz w:val="18"/>
                 <w:szCs w:val="18"/>
               </w:rPr>
-              <w:t xml:space="preserve">5</w:t>
-            </w:r>
-          </w:p>
-        </w:tc>
-        <w:tc>
-          <w:tcPr>
-            <w:tcW w:type="dxa" w:w="1284"/>
-            <w:shd w:fill="FFFFFF" w:color="auto" w:val="clear"/>
-            <w:tcMar>
-              <w:top w:type="dxa" w:w="80"/>
-              <w:left w:type="dxa" w:w="120"/>
-              <w:bottom w:type="dxa" w:w="80"/>
-              <w:right w:type="dxa" w:w="120"/>
-            </w:tcMar>
-          </w:tcPr>
-          <w:p>
-            <w:r>
-              <w:rPr>
-                <w:color w:val="1E293B"/>
-                <w:sz w:val="18"/>
-                <w:szCs w:val="18"/>
-              </w:rPr>
-              <w:t xml:space="preserve">Must</w:t>
+              <w:t xml:space="preserve">2</w:t>
+            </w:r>
+          </w:p>
+        </w:tc>
+        <w:tc>
+          <w:tcPr>
+            <w:tcW w:type="dxa" w:w="1284"/>
+            <w:shd w:fill="FFFFFF" w:color="auto" w:val="clear"/>
+            <w:tcMar>
+              <w:top w:type="dxa" w:w="80"/>
+              <w:left w:type="dxa" w:w="120"/>
+              <w:bottom w:type="dxa" w:w="80"/>
+              <w:right w:type="dxa" w:w="120"/>
+            </w:tcMar>
+          </w:tcPr>
+          <w:p>
+            <w:r>
+              <w:rPr>
+                <w:color w:val="1E293B"/>
+                <w:sz w:val="18"/>
+                <w:szCs w:val="18"/>
+              </w:rPr>
+              <w:t xml:space="preserve">Should</w:t>
             </w:r>
           </w:p>
         </w:tc>
@@ -3112,7 +4390,7 @@
                 <w:sz w:val="18"/>
                 <w:szCs w:val="18"/>
               </w:rPr>
-              <w:t xml:space="preserve">CS3-04</w:t>
+              <w:t xml:space="preserve">CS3-06</w:t>
             </w:r>
           </w:p>
         </w:tc>
@@ -3134,7 +4412,7 @@
                 <w:sz w:val="18"/>
                 <w:szCs w:val="18"/>
               </w:rPr>
-              <w:t xml:space="preserve">As a Viewer, I want to export the current cohort as a CSV file.</w:t>
+              <w:t xml:space="preserve">As a PM, I want a KPI row showing cohort size, average MRR and average churn probability.</w:t>
             </w:r>
           </w:p>
         </w:tc>
@@ -3156,7 +4434,7 @@
                 <w:sz w:val="18"/>
                 <w:szCs w:val="18"/>
               </w:rPr>
-              <w:t xml:space="preserve">CSV downloads with correct segment columns and all customer rows</w:t>
+              <w:t xml:space="preserve">Numbers derived from the selected cohort only</w:t>
             </w:r>
           </w:p>
         </w:tc>
@@ -3186,6 +4464,118 @@
           <w:tcPr>
             <w:tcW w:type="dxa" w:w="1284"/>
             <w:shd w:fill="F2F4F7" w:color="auto" w:val="clear"/>
+            <w:tcMar>
+              <w:top w:type="dxa" w:w="80"/>
+              <w:left w:type="dxa" w:w="120"/>
+              <w:bottom w:type="dxa" w:w="80"/>
+              <w:right w:type="dxa" w:w="120"/>
+            </w:tcMar>
+          </w:tcPr>
+          <w:p>
+            <w:r>
+              <w:rPr>
+                <w:color w:val="1E293B"/>
+                <w:sz w:val="18"/>
+                <w:szCs w:val="18"/>
+              </w:rPr>
+              <w:t xml:space="preserve">Must</w:t>
+            </w:r>
+          </w:p>
+        </w:tc>
+      </w:tr>
+      <w:tr>
+        <w:tc>
+          <w:tcPr>
+            <w:tcW w:type="dxa" w:w="1284"/>
+            <w:shd w:fill="FFFFFF" w:color="auto" w:val="clear"/>
+            <w:tcMar>
+              <w:top w:type="dxa" w:w="80"/>
+              <w:left w:type="dxa" w:w="120"/>
+              <w:bottom w:type="dxa" w:w="80"/>
+              <w:right w:type="dxa" w:w="120"/>
+            </w:tcMar>
+          </w:tcPr>
+          <w:p>
+            <w:r>
+              <w:rPr>
+                <w:color w:val="1E293B"/>
+                <w:sz w:val="18"/>
+                <w:szCs w:val="18"/>
+              </w:rPr>
+              <w:t xml:space="preserve">CS3-07</w:t>
+            </w:r>
+          </w:p>
+        </w:tc>
+        <w:tc>
+          <w:tcPr>
+            <w:tcW w:type="dxa" w:w="3485"/>
+            <w:shd w:fill="FFFFFF" w:color="auto" w:val="clear"/>
+            <w:tcMar>
+              <w:top w:type="dxa" w:w="80"/>
+              <w:left w:type="dxa" w:w="120"/>
+              <w:bottom w:type="dxa" w:w="80"/>
+              <w:right w:type="dxa" w:w="120"/>
+            </w:tcMar>
+          </w:tcPr>
+          <w:p>
+            <w:r>
+              <w:rPr>
+                <w:color w:val="1E293B"/>
+                <w:sz w:val="18"/>
+                <w:szCs w:val="18"/>
+              </w:rPr>
+              <w:t xml:space="preserve">As a Viewer, I want exact values on the retention curve.</w:t>
+            </w:r>
+          </w:p>
+        </w:tc>
+        <w:tc>
+          <w:tcPr>
+            <w:tcW w:type="dxa" w:w="2751"/>
+            <w:shd w:fill="FFFFFF" w:color="auto" w:val="clear"/>
+            <w:tcMar>
+              <w:top w:type="dxa" w:w="80"/>
+              <w:left w:type="dxa" w:w="120"/>
+              <w:bottom w:type="dxa" w:w="80"/>
+              <w:right w:type="dxa" w:w="120"/>
+            </w:tcMar>
+          </w:tcPr>
+          <w:p>
+            <w:r>
+              <w:rPr>
+                <w:color w:val="1E293B"/>
+                <w:sz w:val="18"/>
+                <w:szCs w:val="18"/>
+              </w:rPr>
+              <w:t xml:space="preserve">Hover shows tenure, % retained and cohort label (Chart.js tooltip)</w:t>
+            </w:r>
+          </w:p>
+        </w:tc>
+        <w:tc>
+          <w:tcPr>
+            <w:tcW w:type="dxa" w:w="917"/>
+            <w:shd w:fill="FFFFFF" w:color="auto" w:val="clear"/>
+            <w:tcMar>
+              <w:top w:type="dxa" w:w="80"/>
+              <w:left w:type="dxa" w:w="120"/>
+              <w:bottom w:type="dxa" w:w="80"/>
+              <w:right w:type="dxa" w:w="120"/>
+            </w:tcMar>
+          </w:tcPr>
+          <w:p>
+            <w:r>
+              <w:rPr>
+                <w:color w:val="1E293B"/>
+                <w:sz w:val="18"/>
+                <w:szCs w:val="18"/>
+              </w:rPr>
+              <w:t xml:space="preserve">1</w:t>
+            </w:r>
+          </w:p>
+        </w:tc>
+        <w:tc>
+          <w:tcPr>
+            <w:tcW w:type="dxa" w:w="1284"/>
+            <w:shd w:fill="FFFFFF" w:color="auto" w:val="clear"/>
             <w:tcMar>
               <w:top w:type="dxa" w:w="80"/>
               <w:left w:type="dxa" w:w="120"/>
@@ -3219,7 +4609,7 @@
           <w:sz w:val="24"/>
           <w:szCs w:val="24"/>
         </w:rPr>
-        <w:t xml:space="preserve">SPRINT 4 — RETENTION CURVE &amp; COHORT COMPLETE</w:t>
+        <w:t xml:space="preserve">SPRINT 4 — ALERTS &amp; PLAYBOOKS + QUALITY GATES</w:t>
       </w:r>
     </w:p>
     <w:p>
@@ -3253,7 +4643,23 @@
           <w:sz w:val="20"/>
           <w:szCs w:val="20"/>
         </w:rPr>
-        <w:t xml:space="preserve">Add retention curve and KPI row to Cohort Analysis. Complete Phase 3.</w:t>
+        <w:t xml:space="preserve">Add the four alert severities and a playbook runner, and put accessibility and end-to-end checks into CI so every later sprint is held to them.</w:t>
+      </w:r>
+    </w:p>
+    <w:p>
+      <w:pPr>
+        <w:pStyle w:val="Heading3"/>
+        <w:spacing w:after="80" w:before="200"/>
+      </w:pPr>
+      <w:r>
+        <w:rPr>
+          <w:b/>
+          <w:bCs/>
+          <w:color w:val="10194B"/>
+          <w:sz w:val="22"/>
+          <w:szCs w:val="22"/>
+        </w:rPr>
+        <w:t xml:space="preserve">Sprint 4 — Backlog</w:t>
       </w:r>
     </w:p>
     <w:tbl>
@@ -3420,7 +4826,7 @@
                 <w:sz w:val="18"/>
                 <w:szCs w:val="18"/>
               </w:rPr>
-              <w:t xml:space="preserve">CS3-05</w:t>
+              <w:t xml:space="preserve">CS4-01</w:t>
             </w:r>
           </w:p>
         </w:tc>
@@ -3442,7 +4848,7 @@
                 <w:sz w:val="18"/>
                 <w:szCs w:val="18"/>
               </w:rPr>
-              <w:t xml:space="preserve">As a PM, I want to see a retention curve for the selected cohort so I can benchmark against prior periods.</w:t>
+              <w:t xml:space="preserve">As a CSM, I want all open alerts sorted by severity so I can triage my day.</w:t>
             </w:r>
           </w:p>
         </w:tc>
@@ -3464,7 +4870,7 @@
                 <w:sz w:val="18"/>
                 <w:szCs w:val="18"/>
               </w:rPr>
-              <w:t xml:space="preserve">Recharts line chart; x-axis = days since first login; y-axis = % retained; renders for any cohort</w:t>
+              <w:t xml:space="preserve">Rules produce Critical / High / Medium / Low (BRD FR-05 to FR-07); list ordered Critical → Low; pytest covers each rule</w:t>
             </w:r>
           </w:p>
         </w:tc>
@@ -3486,7 +4892,7 @@
                 <w:sz w:val="18"/>
                 <w:szCs w:val="18"/>
               </w:rPr>
-              <w:t xml:space="preserve">8</w:t>
+              <w:t xml:space="preserve">3</w:t>
             </w:r>
           </w:p>
         </w:tc>
@@ -3532,7 +4938,7 @@
                 <w:sz w:val="18"/>
                 <w:szCs w:val="18"/>
               </w:rPr>
-              <w:t xml:space="preserve">CS3-06</w:t>
+              <w:t xml:space="preserve">CS4-02</w:t>
             </w:r>
           </w:p>
         </w:tc>
@@ -3554,7 +4960,7 @@
                 <w:sz w:val="18"/>
                 <w:szCs w:val="18"/>
               </w:rPr>
-              <w:t xml:space="preserve">As a PM, I want a KPI row showing cohort size, average MRR, and average churn probability.</w:t>
+              <w:t xml:space="preserve">As a CSM, I want to run the recommended playbook from an alert.</w:t>
             </w:r>
           </w:p>
         </w:tc>
@@ -3576,7 +4982,7 @@
                 <w:sz w:val="18"/>
                 <w:szCs w:val="18"/>
               </w:rPr>
-              <w:t xml:space="preserve">KPI row renders; numbers derived from selected cohort only</w:t>
+              <w:t xml:space="preserve">Playbook steps (email, task, note) defined per workspace; Run Playbook executes them in order; each step status shown; outcome logged as an intervention. CRM-note step waits for Phase 7 integrations</w:t>
             </w:r>
           </w:p>
         </w:tc>
@@ -3598,7 +5004,7 @@
                 <w:sz w:val="18"/>
                 <w:szCs w:val="18"/>
               </w:rPr>
-              <w:t xml:space="preserve">2</w:t>
+              <w:t xml:space="preserve">8</w:t>
             </w:r>
           </w:p>
         </w:tc>
@@ -3644,7 +5050,7 @@
                 <w:sz w:val="18"/>
                 <w:szCs w:val="18"/>
               </w:rPr>
-              <w:t xml:space="preserve">CS3-07</w:t>
+              <w:t xml:space="preserve">QA-01</w:t>
             </w:r>
           </w:p>
         </w:tc>
@@ -3666,7 +5072,7 @@
                 <w:sz w:val="18"/>
                 <w:szCs w:val="18"/>
               </w:rPr>
-              <w:t xml:space="preserve">As a Viewer, I want tooltips on the retention curve showing exact values at any data point.</w:t>
+              <w:t xml:space="preserve">As the team, I want accessibility and critical user flows checked on every pull request.</w:t>
             </w:r>
           </w:p>
         </w:tc>
@@ -3688,7 +5094,7 @@
                 <w:sz w:val="18"/>
                 <w:szCs w:val="18"/>
               </w:rPr>
-              <w:t xml:space="preserve">Hover tooltip shows day, % retained, and cohort label</w:t>
+              <w:t xml:space="preserve">axe-core scan and a Playwright smoke test (sign-in page, demo upload, Health, Cohorts, Alerts) run in CI; the build fails on critical or serious violations</w:t>
             </w:r>
           </w:p>
         </w:tc>
@@ -3710,29 +5116,29 @@
                 <w:sz w:val="18"/>
                 <w:szCs w:val="18"/>
               </w:rPr>
-              <w:t xml:space="preserve">2</w:t>
-            </w:r>
-          </w:p>
-        </w:tc>
-        <w:tc>
-          <w:tcPr>
-            <w:tcW w:type="dxa" w:w="1284"/>
-            <w:shd w:fill="FFFFFF" w:color="auto" w:val="clear"/>
-            <w:tcMar>
-              <w:top w:type="dxa" w:w="80"/>
-              <w:left w:type="dxa" w:w="120"/>
-              <w:bottom w:type="dxa" w:w="80"/>
-              <w:right w:type="dxa" w:w="120"/>
-            </w:tcMar>
-          </w:tcPr>
-          <w:p>
-            <w:r>
-              <w:rPr>
-                <w:color w:val="1E293B"/>
-                <w:sz w:val="18"/>
-                <w:szCs w:val="18"/>
-              </w:rPr>
-              <w:t xml:space="preserve">Should</w:t>
+              <w:t xml:space="preserve">5</w:t>
+            </w:r>
+          </w:p>
+        </w:tc>
+        <w:tc>
+          <w:tcPr>
+            <w:tcW w:type="dxa" w:w="1284"/>
+            <w:shd w:fill="FFFFFF" w:color="auto" w:val="clear"/>
+            <w:tcMar>
+              <w:top w:type="dxa" w:w="80"/>
+              <w:left w:type="dxa" w:w="120"/>
+              <w:bottom w:type="dxa" w:w="80"/>
+              <w:right w:type="dxa" w:w="120"/>
+            </w:tcMar>
+          </w:tcPr>
+          <w:p>
+            <w:r>
+              <w:rPr>
+                <w:color w:val="1E293B"/>
+                <w:sz w:val="18"/>
+                <w:szCs w:val="18"/>
+              </w:rPr>
+              <w:t xml:space="preserve">Must</w:t>
             </w:r>
           </w:p>
         </w:tc>
@@ -3751,7 +5157,7 @@
           <w:sz w:val="24"/>
           <w:szCs w:val="24"/>
         </w:rPr>
-        <w:t xml:space="preserve">SPRINT 5 — ALERTS &amp; PLAYBOOKS + ADMIN CONSOLE FOUNDATION (CAT 9, 1)</w:t>
+        <w:t xml:space="preserve">SPRINT 5 — ADMIN CONSOLE LAYOUT + PLATFORM OVERVIEW (CAT 9, 1)</w:t>
       </w:r>
     </w:p>
     <w:p>
@@ -3785,7 +5191,23 @@
           <w:sz w:val="20"/>
           <w:szCs w:val="20"/>
         </w:rPr>
-        <w:t xml:space="preserve">Deliver the Alerts &amp; Playbooks screen (Phase 4 start) and build the Admin Console layout with the Platform Overview Dashboard (Categories 9 and 1).</w:t>
+        <w:t xml:space="preserve">Replace the single user list at /admin with a full console shell and a platform overview.</w:t>
+      </w:r>
+    </w:p>
+    <w:p>
+      <w:pPr>
+        <w:pStyle w:val="Heading3"/>
+        <w:spacing w:after="80" w:before="200"/>
+      </w:pPr>
+      <w:r>
+        <w:rPr>
+          <w:b/>
+          <w:bCs/>
+          <w:color w:val="10194B"/>
+          <w:sz w:val="22"/>
+          <w:szCs w:val="22"/>
+        </w:rPr>
+        <w:t xml:space="preserve">Sprint 5 — Backlog</w:t>
       </w:r>
     </w:p>
     <w:tbl>
@@ -3952,7 +5374,7 @@
                 <w:sz w:val="18"/>
                 <w:szCs w:val="18"/>
               </w:rPr>
-              <w:t xml:space="preserve">CS4-01</w:t>
+              <w:t xml:space="preserve">ADMIN-01</w:t>
             </w:r>
           </w:p>
         </w:tc>
@@ -3974,7 +5396,7 @@
                 <w:sz w:val="18"/>
                 <w:szCs w:val="18"/>
               </w:rPr>
-              <w:t xml:space="preserve">As a CSM, I want to see all open alerts sorted by severity so I can triage my day.</w:t>
+              <w:t xml:space="preserve">As an Admin, I want a persistent sidebar in the admin console so I can move between sections.</w:t>
             </w:r>
           </w:p>
         </w:tc>
@@ -3996,7 +5418,7 @@
                 <w:sz w:val="18"/>
                 <w:szCs w:val="18"/>
               </w:rPr>
-              <w:t xml:space="preserve">Alert list; Critical → High → Medium → Low ordering; severity badge with brand colours</w:t>
+              <w:t xml:space="preserve">Sidebar with 8 sections (Overview, Users, Workspaces, Audit &amp; Security, Access, ML Ops, Email, Settings); ChurnSight logo and palette; dark mode toggle; usable at 375 px</w:t>
             </w:r>
           </w:p>
         </w:tc>
@@ -4064,7 +5486,7 @@
                 <w:sz w:val="18"/>
                 <w:szCs w:val="18"/>
               </w:rPr>
-              <w:t xml:space="preserve">CS4-02</w:t>
+              <w:t xml:space="preserve">ADMIN-02a</w:t>
             </w:r>
           </w:p>
         </w:tc>
@@ -4086,7 +5508,7 @@
                 <w:sz w:val="18"/>
                 <w:szCs w:val="18"/>
               </w:rPr>
-              <w:t xml:space="preserve">As a CSM, I want to acknowledge an alert and run the recommended playbook.</w:t>
+              <w:t xml:space="preserve">As an Admin, I want platform KPIs at a glance.</w:t>
             </w:r>
           </w:p>
         </w:tc>
@@ -4108,7 +5530,7 @@
                 <w:sz w:val="18"/>
                 <w:szCs w:val="18"/>
               </w:rPr>
-              <w:t xml:space="preserve">Acknowledge button stamps my name; Run Playbook executes each step; step status shown</w:t>
+              <w:t xml:space="preserve">Tiles: users, workspaces, active 7d / 30d, predictions run; sign-ups per day chart (Chart.js); new GET /api/platform/stats</w:t>
             </w:r>
           </w:p>
         </w:tc>
@@ -4130,7 +5552,7 @@
                 <w:sz w:val="18"/>
                 <w:szCs w:val="18"/>
               </w:rPr>
-              <w:t xml:space="preserve">8</w:t>
+              <w:t xml:space="preserve">5</w:t>
             </w:r>
           </w:p>
         </w:tc>
@@ -4176,7 +5598,7 @@
                 <w:sz w:val="18"/>
                 <w:szCs w:val="18"/>
               </w:rPr>
-              <w:t xml:space="preserve">ADMIN-01</w:t>
+              <w:t xml:space="preserve">ADMIN-02b</w:t>
             </w:r>
           </w:p>
         </w:tc>
@@ -4198,7 +5620,7 @@
                 <w:sz w:val="18"/>
                 <w:szCs w:val="18"/>
               </w:rPr>
-              <w:t xml:space="preserve">As an Admin, I want a persistent sidebar in the admin console so I can navigate between sections.</w:t>
+              <w:t xml:space="preserve">As an Admin, I want a service health panel.</w:t>
             </w:r>
           </w:p>
         </w:tc>
@@ -4220,7 +5642,7 @@
                 <w:sz w:val="18"/>
                 <w:szCs w:val="18"/>
               </w:rPr>
-              <w:t xml:space="preserve">Sidebar with 7 sections (Overview, Users, Workspaces, Audit, ML Ops, Email, Settings); ChurnSight brand applied; dark mode toggle works</w:t>
+              <w:t xml:space="preserve">Database, schema, storage and keys from /api/ready plus email (Brevo configured); green / red with the error text</w:t>
             </w:r>
           </w:p>
         </w:tc>
@@ -4242,7 +5664,7 @@
                 <w:sz w:val="18"/>
                 <w:szCs w:val="18"/>
               </w:rPr>
-              <w:t xml:space="preserve">5</w:t>
+              <w:t xml:space="preserve">3</w:t>
             </w:r>
           </w:p>
         </w:tc>
@@ -4288,7 +5710,7 @@
                 <w:sz w:val="18"/>
                 <w:szCs w:val="18"/>
               </w:rPr>
-              <w:t xml:space="preserve">ADMIN-02</w:t>
+              <w:t xml:space="preserve">ADMIN-02c</w:t>
             </w:r>
           </w:p>
         </w:tc>
@@ -4310,7 +5732,7 @@
                 <w:sz w:val="18"/>
                 <w:szCs w:val="18"/>
               </w:rPr>
-              <w:t xml:space="preserve">As an Admin, I want a Platform Overview Dashboard so I can monitor key metrics at a glance.</w:t>
+              <w:t xml:space="preserve">As an Admin, I want to see and cancel background jobs across workspaces.</w:t>
             </w:r>
           </w:p>
         </w:tc>
@@ -4332,7 +5754,7 @@
                 <w:sz w:val="18"/>
                 <w:szCs w:val="18"/>
               </w:rPr>
-              <w:t xml:space="preserve">KPI tiles: users, workspaces, active-7d, active-30d, predictions-run; sign-ups bar chart; service health panel (5 items); background jobs panel with Cancel/Retry</w:t>
+              <w:t xml:space="preserve">Running, queued and failed jobs listed (new GET /api/platform/jobs); Cancel uses the existing job cancel logic</w:t>
             </w:r>
           </w:p>
         </w:tc>
@@ -4354,7 +5776,7 @@
                 <w:sz w:val="18"/>
                 <w:szCs w:val="18"/>
               </w:rPr>
-              <w:t xml:space="preserve">13</w:t>
+              <w:t xml:space="preserve">3</w:t>
             </w:r>
           </w:p>
         </w:tc>
@@ -4377,6 +5799,118 @@
                 <w:szCs w:val="18"/>
               </w:rPr>
               <w:t xml:space="preserve">Must</w:t>
+            </w:r>
+          </w:p>
+        </w:tc>
+      </w:tr>
+      <w:tr>
+        <w:tc>
+          <w:tcPr>
+            <w:tcW w:type="dxa" w:w="1284"/>
+            <w:shd w:fill="FFFFFF" w:color="auto" w:val="clear"/>
+            <w:tcMar>
+              <w:top w:type="dxa" w:w="80"/>
+              <w:left w:type="dxa" w:w="120"/>
+              <w:bottom w:type="dxa" w:w="80"/>
+              <w:right w:type="dxa" w:w="120"/>
+            </w:tcMar>
+          </w:tcPr>
+          <w:p>
+            <w:r>
+              <w:rPr>
+                <w:color w:val="1E293B"/>
+                <w:sz w:val="18"/>
+                <w:szCs w:val="18"/>
+              </w:rPr>
+              <w:t xml:space="preserve">ADMIN-02d</w:t>
+            </w:r>
+          </w:p>
+        </w:tc>
+        <w:tc>
+          <w:tcPr>
+            <w:tcW w:type="dxa" w:w="3485"/>
+            <w:shd w:fill="FFFFFF" w:color="auto" w:val="clear"/>
+            <w:tcMar>
+              <w:top w:type="dxa" w:w="80"/>
+              <w:left w:type="dxa" w:w="120"/>
+              <w:bottom w:type="dxa" w:w="80"/>
+              <w:right w:type="dxa" w:w="120"/>
+            </w:tcMar>
+          </w:tcPr>
+          <w:p>
+            <w:r>
+              <w:rPr>
+                <w:color w:val="1E293B"/>
+                <w:sz w:val="18"/>
+                <w:szCs w:val="18"/>
+              </w:rPr>
+              <w:t xml:space="preserve">As an Admin, I want to retry a failed job.</w:t>
+            </w:r>
+          </w:p>
+        </w:tc>
+        <w:tc>
+          <w:tcPr>
+            <w:tcW w:type="dxa" w:w="2751"/>
+            <w:shd w:fill="FFFFFF" w:color="auto" w:val="clear"/>
+            <w:tcMar>
+              <w:top w:type="dxa" w:w="80"/>
+              <w:left w:type="dxa" w:w="120"/>
+              <w:bottom w:type="dxa" w:w="80"/>
+              <w:right w:type="dxa" w:w="120"/>
+            </w:tcMar>
+          </w:tcPr>
+          <w:p>
+            <w:r>
+              <w:rPr>
+                <w:color w:val="1E293B"/>
+                <w:sz w:val="18"/>
+                <w:szCs w:val="18"/>
+              </w:rPr>
+              <w:t xml:space="preserve">New retry endpoint re-queues the job; status changes to Queued; action audit-logged</w:t>
+            </w:r>
+          </w:p>
+        </w:tc>
+        <w:tc>
+          <w:tcPr>
+            <w:tcW w:type="dxa" w:w="917"/>
+            <w:shd w:fill="FFFFFF" w:color="auto" w:val="clear"/>
+            <w:tcMar>
+              <w:top w:type="dxa" w:w="80"/>
+              <w:left w:type="dxa" w:w="120"/>
+              <w:bottom w:type="dxa" w:w="80"/>
+              <w:right w:type="dxa" w:w="120"/>
+            </w:tcMar>
+          </w:tcPr>
+          <w:p>
+            <w:r>
+              <w:rPr>
+                <w:color w:val="1E293B"/>
+                <w:sz w:val="18"/>
+                <w:szCs w:val="18"/>
+              </w:rPr>
+              <w:t xml:space="preserve">3</w:t>
+            </w:r>
+          </w:p>
+        </w:tc>
+        <w:tc>
+          <w:tcPr>
+            <w:tcW w:type="dxa" w:w="1284"/>
+            <w:shd w:fill="FFFFFF" w:color="auto" w:val="clear"/>
+            <w:tcMar>
+              <w:top w:type="dxa" w:w="80"/>
+              <w:left w:type="dxa" w:w="120"/>
+              <w:bottom w:type="dxa" w:w="80"/>
+              <w:right w:type="dxa" w:w="120"/>
+            </w:tcMar>
+          </w:tcPr>
+          <w:p>
+            <w:r>
+              <w:rPr>
+                <w:color w:val="1E293B"/>
+                <w:sz w:val="18"/>
+                <w:szCs w:val="18"/>
+              </w:rPr>
+              <w:t xml:space="preserve">Should</w:t>
             </w:r>
           </w:p>
         </w:tc>
@@ -4429,7 +5963,23 @@
           <w:sz w:val="20"/>
           <w:szCs w:val="20"/>
         </w:rPr>
-        <w:t xml:space="preserve">Complete the Workspace Management and Security &amp; Audit Log sections of the Admin Console (Categories 3 and 5).</w:t>
+        <w:t xml:space="preserve">Manage every workspace from the console and read the audit trail across the platform.</w:t>
+      </w:r>
+    </w:p>
+    <w:p>
+      <w:pPr>
+        <w:pStyle w:val="Heading3"/>
+        <w:spacing w:after="80" w:before="200"/>
+      </w:pPr>
+      <w:r>
+        <w:rPr>
+          <w:b/>
+          <w:bCs/>
+          <w:color w:val="10194B"/>
+          <w:sz w:val="22"/>
+          <w:szCs w:val="22"/>
+        </w:rPr>
+        <w:t xml:space="preserve">Sprint 6 — Backlog</w:t>
       </w:r>
     </w:p>
     <w:tbl>
@@ -4596,7 +6146,7 @@
                 <w:sz w:val="18"/>
                 <w:szCs w:val="18"/>
               </w:rPr>
-              <w:t xml:space="preserve">ADMIN-03</w:t>
+              <w:t xml:space="preserve">ADMIN-03a</w:t>
             </w:r>
           </w:p>
         </w:tc>
@@ -4618,7 +6168,7 @@
                 <w:sz w:val="18"/>
                 <w:szCs w:val="18"/>
               </w:rPr>
-              <w:t xml:space="preserve">As an Admin, I want to see all workspaces with metadata so I can manage them.</w:t>
+              <w:t xml:space="preserve">As an Admin, I want all workspaces listed with their details.</w:t>
             </w:r>
           </w:p>
         </w:tc>
@@ -4640,7 +6190,7 @@
                 <w:sz w:val="18"/>
                 <w:szCs w:val="18"/>
               </w:rPr>
-              <w:t xml:space="preserve">Paginated list: owner, members, plan, storage, last-activity; plan editor calls /api/platform/workspaces/&lt;id&gt;/plan; suspend/transfer/delete with confirmation; CSV export</w:t>
+              <w:t xml:space="preserve">Paged list: owner, members, plan, last activity; plan editor calls the existing PUT /api/platform/workspaces/&lt;id&gt;/plan; usage CSV export</w:t>
             </w:r>
           </w:p>
         </w:tc>
@@ -4662,7 +6212,7 @@
                 <w:sz w:val="18"/>
                 <w:szCs w:val="18"/>
               </w:rPr>
-              <w:t xml:space="preserve">13</w:t>
+              <w:t xml:space="preserve">5</w:t>
             </w:r>
           </w:p>
         </w:tc>
@@ -4708,7 +6258,7 @@
                 <w:sz w:val="18"/>
                 <w:szCs w:val="18"/>
               </w:rPr>
-              <w:t xml:space="preserve">ADMIN-04</w:t>
+              <w:t xml:space="preserve">ADMIN-03b</w:t>
             </w:r>
           </w:p>
         </w:tc>
@@ -4730,7 +6280,7 @@
                 <w:sz w:val="18"/>
                 <w:szCs w:val="18"/>
               </w:rPr>
-              <w:t xml:space="preserve">As an Admin, I want a platform-wide audit log so I can investigate all actions.</w:t>
+              <w:t xml:space="preserve">As an Admin, I want to suspend, reactivate, transfer or delete a workspace.</w:t>
             </w:r>
           </w:p>
         </w:tc>
@@ -4752,7 +6302,7 @@
                 <w:sz w:val="18"/>
                 <w:szCs w:val="18"/>
               </w:rPr>
-              <w:t xml:space="preserve">Filterable by actor, action, date range, workspace; CSV export; sign-in history sub-tab; API key list with Revoke; privacy request list</w:t>
+              <w:t xml:space="preserve">Each action asks for confirmation (delete needs the typed workspace name); delete uses the existing key destruction; every action audit-logged</w:t>
             </w:r>
           </w:p>
         </w:tc>
@@ -4774,7 +6324,7 @@
                 <w:sz w:val="18"/>
                 <w:szCs w:val="18"/>
               </w:rPr>
-              <w:t xml:space="preserve">13</w:t>
+              <w:t xml:space="preserve">8</w:t>
             </w:r>
           </w:p>
         </w:tc>
@@ -4820,7 +6370,7 @@
                 <w:sz w:val="18"/>
                 <w:szCs w:val="18"/>
               </w:rPr>
-              <w:t xml:space="preserve">ADMIN-05</w:t>
+              <w:t xml:space="preserve">ADMIN-04a</w:t>
             </w:r>
           </w:p>
         </w:tc>
@@ -4842,7 +6392,7 @@
                 <w:sz w:val="18"/>
                 <w:szCs w:val="18"/>
               </w:rPr>
-              <w:t xml:space="preserve">As an Admin, I want data privacy requests surfaced in the UI so I can fulfil GDPR obligations.</w:t>
+              <w:t xml:space="preserve">As an Admin, I want a platform-wide audit log.</w:t>
             </w:r>
           </w:p>
         </w:tc>
@@ -4864,7 +6414,7 @@
                 <w:sz w:val="18"/>
                 <w:szCs w:val="18"/>
               </w:rPr>
-              <w:t xml:space="preserve">Privacy request list sourced from /api/privacy/*; Export and Erase buttons per request</w:t>
+              <w:t xml:space="preserve">Filter by actor, action, date range and workspace; CSV export of the filtered view; hash chain still verifies</w:t>
             </w:r>
           </w:p>
         </w:tc>
@@ -4914,6 +6464,918 @@
         </w:tc>
       </w:tr>
     </w:tbl>
+    <w:p>
+      <w:pPr>
+        <w:pStyle w:val="Heading2"/>
+        <w:spacing w:after="120" w:before="280"/>
+      </w:pPr>
+      <w:r>
+        <w:rPr>
+          <w:b/>
+          <w:bCs/>
+          <w:color w:val="176BFA"/>
+          <w:sz w:val="24"/>
+          <w:szCs w:val="24"/>
+        </w:rPr>
+        <w:t xml:space="preserve">SPRINT 7 — ADMIN CONSOLE: SECURITY TOOLS + MFA (CAT 5)</w:t>
+      </w:r>
+    </w:p>
+    <w:p>
+      <w:pPr>
+        <w:pStyle w:val="Heading3"/>
+        <w:spacing w:after="80" w:before="200"/>
+      </w:pPr>
+      <w:r>
+        <w:rPr>
+          <w:b/>
+          <w:bCs/>
+          <w:color w:val="10194B"/>
+          <w:sz w:val="22"/>
+          <w:szCs w:val="22"/>
+        </w:rPr>
+        <w:t xml:space="preserve">Sprint Goal</w:t>
+      </w:r>
+    </w:p>
+    <w:p>
+      <w:pPr>
+        <w:spacing w:after="80" w:before="60"/>
+        <w:jc w:val="left"/>
+      </w:pPr>
+      <w:r>
+        <w:rPr>
+          <w:b w:val="false"/>
+          <w:bCs w:val="false"/>
+          <w:i w:val="false"/>
+          <w:iCs w:val="false"/>
+          <w:color w:val="1E293B"/>
+          <w:sz w:val="20"/>
+          <w:szCs w:val="20"/>
+        </w:rPr>
+        <w:t xml:space="preserve">Finish the Audit &amp; Security section and build the MFA screens, so admin and owner roles can be required to use MFA. Completes Phase 4.</w:t>
+      </w:r>
+    </w:p>
+    <w:p>
+      <w:pPr>
+        <w:pStyle w:val="Heading3"/>
+        <w:spacing w:after="80" w:before="200"/>
+      </w:pPr>
+      <w:r>
+        <w:rPr>
+          <w:b/>
+          <w:bCs/>
+          <w:color w:val="10194B"/>
+          <w:sz w:val="22"/>
+          <w:szCs w:val="22"/>
+        </w:rPr>
+        <w:t xml:space="preserve">Sprint 7 — Backlog</w:t>
+      </w:r>
+    </w:p>
+    <w:tbl>
+      <w:tblPr>
+        <w:tblW w:type="dxa" w:w="9720"/>
+        <w:tblBorders>
+          <w:top w:val="single" w:color="10194B" w:sz="4"/>
+          <w:left w:val="none"/>
+          <w:bottom w:val="single" w:color="10194B" w:sz="4"/>
+          <w:right w:val="none"/>
+          <w:insideH w:val="single" w:color="auto" w:sz="4"/>
+          <w:insideV w:val="single" w:color="auto" w:sz="4"/>
+        </w:tblBorders>
+        <w:tblLayout w:type="fixed"/>
+      </w:tblPr>
+      <w:tblGrid>
+        <w:gridCol w:w="100"/>
+        <w:gridCol w:w="100"/>
+        <w:gridCol w:w="100"/>
+        <w:gridCol w:w="100"/>
+        <w:gridCol w:w="100"/>
+      </w:tblGrid>
+      <w:tr>
+        <w:trPr>
+          <w:tblHeader/>
+        </w:trPr>
+        <w:tc>
+          <w:tcPr>
+            <w:tcW w:type="dxa" w:w="1284"/>
+            <w:shd w:fill="071426" w:color="auto" w:val="clear"/>
+            <w:tcMar>
+              <w:top w:type="dxa" w:w="100"/>
+              <w:left w:type="dxa" w:w="120"/>
+              <w:bottom w:type="dxa" w:w="100"/>
+              <w:right w:type="dxa" w:w="120"/>
+            </w:tcMar>
+          </w:tcPr>
+          <w:p>
+            <w:r>
+              <w:rPr>
+                <w:b/>
+                <w:bCs/>
+                <w:color w:val="FFFFFF"/>
+                <w:sz w:val="18"/>
+                <w:szCs w:val="18"/>
+              </w:rPr>
+              <w:t xml:space="preserve">Story ID</w:t>
+            </w:r>
+          </w:p>
+        </w:tc>
+        <w:tc>
+          <w:tcPr>
+            <w:tcW w:type="dxa" w:w="3485"/>
+            <w:shd w:fill="071426" w:color="auto" w:val="clear"/>
+            <w:tcMar>
+              <w:top w:type="dxa" w:w="100"/>
+              <w:left w:type="dxa" w:w="120"/>
+              <w:bottom w:type="dxa" w:w="100"/>
+              <w:right w:type="dxa" w:w="120"/>
+            </w:tcMar>
+          </w:tcPr>
+          <w:p>
+            <w:r>
+              <w:rPr>
+                <w:b/>
+                <w:bCs/>
+                <w:color w:val="FFFFFF"/>
+                <w:sz w:val="18"/>
+                <w:szCs w:val="18"/>
+              </w:rPr>
+              <w:t xml:space="preserve">User Story</w:t>
+            </w:r>
+          </w:p>
+        </w:tc>
+        <w:tc>
+          <w:tcPr>
+            <w:tcW w:type="dxa" w:w="2751"/>
+            <w:shd w:fill="071426" w:color="auto" w:val="clear"/>
+            <w:tcMar>
+              <w:top w:type="dxa" w:w="100"/>
+              <w:left w:type="dxa" w:w="120"/>
+              <w:bottom w:type="dxa" w:w="100"/>
+              <w:right w:type="dxa" w:w="120"/>
+            </w:tcMar>
+          </w:tcPr>
+          <w:p>
+            <w:r>
+              <w:rPr>
+                <w:b/>
+                <w:bCs/>
+                <w:color w:val="FFFFFF"/>
+                <w:sz w:val="18"/>
+                <w:szCs w:val="18"/>
+              </w:rPr>
+              <w:t xml:space="preserve">Acceptance Criteria</w:t>
+            </w:r>
+          </w:p>
+        </w:tc>
+        <w:tc>
+          <w:tcPr>
+            <w:tcW w:type="dxa" w:w="917"/>
+            <w:shd w:fill="071426" w:color="auto" w:val="clear"/>
+            <w:tcMar>
+              <w:top w:type="dxa" w:w="100"/>
+              <w:left w:type="dxa" w:w="120"/>
+              <w:bottom w:type="dxa" w:w="100"/>
+              <w:right w:type="dxa" w:w="120"/>
+            </w:tcMar>
+          </w:tcPr>
+          <w:p>
+            <w:r>
+              <w:rPr>
+                <w:b/>
+                <w:bCs/>
+                <w:color w:val="FFFFFF"/>
+                <w:sz w:val="18"/>
+                <w:szCs w:val="18"/>
+              </w:rPr>
+              <w:t xml:space="preserve">Points</w:t>
+            </w:r>
+          </w:p>
+        </w:tc>
+        <w:tc>
+          <w:tcPr>
+            <w:tcW w:type="dxa" w:w="1284"/>
+            <w:shd w:fill="071426" w:color="auto" w:val="clear"/>
+            <w:tcMar>
+              <w:top w:type="dxa" w:w="100"/>
+              <w:left w:type="dxa" w:w="120"/>
+              <w:bottom w:type="dxa" w:w="100"/>
+              <w:right w:type="dxa" w:w="120"/>
+            </w:tcMar>
+          </w:tcPr>
+          <w:p>
+            <w:r>
+              <w:rPr>
+                <w:b/>
+                <w:bCs/>
+                <w:color w:val="FFFFFF"/>
+                <w:sz w:val="18"/>
+                <w:szCs w:val="18"/>
+              </w:rPr>
+              <w:t xml:space="preserve">Priority</w:t>
+            </w:r>
+          </w:p>
+        </w:tc>
+      </w:tr>
+      <w:tr>
+        <w:tc>
+          <w:tcPr>
+            <w:tcW w:type="dxa" w:w="1284"/>
+            <w:shd w:fill="FFFFFF" w:color="auto" w:val="clear"/>
+            <w:tcMar>
+              <w:top w:type="dxa" w:w="80"/>
+              <w:left w:type="dxa" w:w="120"/>
+              <w:bottom w:type="dxa" w:w="80"/>
+              <w:right w:type="dxa" w:w="120"/>
+            </w:tcMar>
+          </w:tcPr>
+          <w:p>
+            <w:r>
+              <w:rPr>
+                <w:color w:val="1E293B"/>
+                <w:sz w:val="18"/>
+                <w:szCs w:val="18"/>
+              </w:rPr>
+              <w:t xml:space="preserve">ADMIN-03c</w:t>
+            </w:r>
+          </w:p>
+        </w:tc>
+        <w:tc>
+          <w:tcPr>
+            <w:tcW w:type="dxa" w:w="3485"/>
+            <w:shd w:fill="FFFFFF" w:color="auto" w:val="clear"/>
+            <w:tcMar>
+              <w:top w:type="dxa" w:w="80"/>
+              <w:left w:type="dxa" w:w="120"/>
+              <w:bottom w:type="dxa" w:w="80"/>
+              <w:right w:type="dxa" w:w="120"/>
+            </w:tcMar>
+          </w:tcPr>
+          <w:p>
+            <w:r>
+              <w:rPr>
+                <w:color w:val="1E293B"/>
+                <w:sz w:val="18"/>
+                <w:szCs w:val="18"/>
+              </w:rPr>
+              <w:t xml:space="preserve">As an Admin, I want to see storage used per workspace.</w:t>
+            </w:r>
+          </w:p>
+        </w:tc>
+        <w:tc>
+          <w:tcPr>
+            <w:tcW w:type="dxa" w:w="2751"/>
+            <w:shd w:fill="FFFFFF" w:color="auto" w:val="clear"/>
+            <w:tcMar>
+              <w:top w:type="dxa" w:w="80"/>
+              <w:left w:type="dxa" w:w="120"/>
+              <w:bottom w:type="dxa" w:w="80"/>
+              <w:right w:type="dxa" w:w="120"/>
+            </w:tcMar>
+          </w:tcPr>
+          <w:p>
+            <w:r>
+              <w:rPr>
+                <w:color w:val="1E293B"/>
+                <w:sz w:val="18"/>
+                <w:szCs w:val="18"/>
+              </w:rPr>
+              <w:t xml:space="preserve">Storage column in the workspace list, measured from the volume / blob store</w:t>
+            </w:r>
+          </w:p>
+        </w:tc>
+        <w:tc>
+          <w:tcPr>
+            <w:tcW w:type="dxa" w:w="917"/>
+            <w:shd w:fill="FFFFFF" w:color="auto" w:val="clear"/>
+            <w:tcMar>
+              <w:top w:type="dxa" w:w="80"/>
+              <w:left w:type="dxa" w:w="120"/>
+              <w:bottom w:type="dxa" w:w="80"/>
+              <w:right w:type="dxa" w:w="120"/>
+            </w:tcMar>
+          </w:tcPr>
+          <w:p>
+            <w:r>
+              <w:rPr>
+                <w:color w:val="1E293B"/>
+                <w:sz w:val="18"/>
+                <w:szCs w:val="18"/>
+              </w:rPr>
+              <w:t xml:space="preserve">2</w:t>
+            </w:r>
+          </w:p>
+        </w:tc>
+        <w:tc>
+          <w:tcPr>
+            <w:tcW w:type="dxa" w:w="1284"/>
+            <w:shd w:fill="FFFFFF" w:color="auto" w:val="clear"/>
+            <w:tcMar>
+              <w:top w:type="dxa" w:w="80"/>
+              <w:left w:type="dxa" w:w="120"/>
+              <w:bottom w:type="dxa" w:w="80"/>
+              <w:right w:type="dxa" w:w="120"/>
+            </w:tcMar>
+          </w:tcPr>
+          <w:p>
+            <w:r>
+              <w:rPr>
+                <w:color w:val="1E293B"/>
+                <w:sz w:val="18"/>
+                <w:szCs w:val="18"/>
+              </w:rPr>
+              <w:t xml:space="preserve">Could</w:t>
+            </w:r>
+          </w:p>
+        </w:tc>
+      </w:tr>
+      <w:tr>
+        <w:tc>
+          <w:tcPr>
+            <w:tcW w:type="dxa" w:w="1284"/>
+            <w:shd w:fill="F2F4F7" w:color="auto" w:val="clear"/>
+            <w:tcMar>
+              <w:top w:type="dxa" w:w="80"/>
+              <w:left w:type="dxa" w:w="120"/>
+              <w:bottom w:type="dxa" w:w="80"/>
+              <w:right w:type="dxa" w:w="120"/>
+            </w:tcMar>
+          </w:tcPr>
+          <w:p>
+            <w:r>
+              <w:rPr>
+                <w:color w:val="1E293B"/>
+                <w:sz w:val="18"/>
+                <w:szCs w:val="18"/>
+              </w:rPr>
+              <w:t xml:space="preserve">ADMIN-04b</w:t>
+            </w:r>
+          </w:p>
+        </w:tc>
+        <w:tc>
+          <w:tcPr>
+            <w:tcW w:type="dxa" w:w="3485"/>
+            <w:shd w:fill="F2F4F7" w:color="auto" w:val="clear"/>
+            <w:tcMar>
+              <w:top w:type="dxa" w:w="80"/>
+              <w:left w:type="dxa" w:w="120"/>
+              <w:bottom w:type="dxa" w:w="80"/>
+              <w:right w:type="dxa" w:w="120"/>
+            </w:tcMar>
+          </w:tcPr>
+          <w:p>
+            <w:r>
+              <w:rPr>
+                <w:color w:val="1E293B"/>
+                <w:sz w:val="18"/>
+                <w:szCs w:val="18"/>
+              </w:rPr>
+              <w:t xml:space="preserve">As an Admin, I want console sign-in history.</w:t>
+            </w:r>
+          </w:p>
+        </w:tc>
+        <w:tc>
+          <w:tcPr>
+            <w:tcW w:type="dxa" w:w="2751"/>
+            <w:shd w:fill="F2F4F7" w:color="auto" w:val="clear"/>
+            <w:tcMar>
+              <w:top w:type="dxa" w:w="80"/>
+              <w:left w:type="dxa" w:w="120"/>
+              <w:bottom w:type="dxa" w:w="80"/>
+              <w:right w:type="dxa" w:w="120"/>
+            </w:tcMar>
+          </w:tcPr>
+          <w:p>
+            <w:r>
+              <w:rPr>
+                <w:color w:val="1E293B"/>
+                <w:sz w:val="18"/>
+                <w:szCs w:val="18"/>
+              </w:rPr>
+              <w:t xml:space="preserve">Successful and failed console sign-ins recorded with IP and time; shown in a sub-tab</w:t>
+            </w:r>
+          </w:p>
+        </w:tc>
+        <w:tc>
+          <w:tcPr>
+            <w:tcW w:type="dxa" w:w="917"/>
+            <w:shd w:fill="F2F4F7" w:color="auto" w:val="clear"/>
+            <w:tcMar>
+              <w:top w:type="dxa" w:w="80"/>
+              <w:left w:type="dxa" w:w="120"/>
+              <w:bottom w:type="dxa" w:w="80"/>
+              <w:right w:type="dxa" w:w="120"/>
+            </w:tcMar>
+          </w:tcPr>
+          <w:p>
+            <w:r>
+              <w:rPr>
+                <w:color w:val="1E293B"/>
+                <w:sz w:val="18"/>
+                <w:szCs w:val="18"/>
+              </w:rPr>
+              <w:t xml:space="preserve">3</w:t>
+            </w:r>
+          </w:p>
+        </w:tc>
+        <w:tc>
+          <w:tcPr>
+            <w:tcW w:type="dxa" w:w="1284"/>
+            <w:shd w:fill="F2F4F7" w:color="auto" w:val="clear"/>
+            <w:tcMar>
+              <w:top w:type="dxa" w:w="80"/>
+              <w:left w:type="dxa" w:w="120"/>
+              <w:bottom w:type="dxa" w:w="80"/>
+              <w:right w:type="dxa" w:w="120"/>
+            </w:tcMar>
+          </w:tcPr>
+          <w:p>
+            <w:r>
+              <w:rPr>
+                <w:color w:val="1E293B"/>
+                <w:sz w:val="18"/>
+                <w:szCs w:val="18"/>
+              </w:rPr>
+              <w:t xml:space="preserve">Must</w:t>
+            </w:r>
+          </w:p>
+        </w:tc>
+      </w:tr>
+      <w:tr>
+        <w:tc>
+          <w:tcPr>
+            <w:tcW w:type="dxa" w:w="1284"/>
+            <w:shd w:fill="FFFFFF" w:color="auto" w:val="clear"/>
+            <w:tcMar>
+              <w:top w:type="dxa" w:w="80"/>
+              <w:left w:type="dxa" w:w="120"/>
+              <w:bottom w:type="dxa" w:w="80"/>
+              <w:right w:type="dxa" w:w="120"/>
+            </w:tcMar>
+          </w:tcPr>
+          <w:p>
+            <w:r>
+              <w:rPr>
+                <w:color w:val="1E293B"/>
+                <w:sz w:val="18"/>
+                <w:szCs w:val="18"/>
+              </w:rPr>
+              <w:t xml:space="preserve">ADMIN-04c</w:t>
+            </w:r>
+          </w:p>
+        </w:tc>
+        <w:tc>
+          <w:tcPr>
+            <w:tcW w:type="dxa" w:w="3485"/>
+            <w:shd w:fill="FFFFFF" w:color="auto" w:val="clear"/>
+            <w:tcMar>
+              <w:top w:type="dxa" w:w="80"/>
+              <w:left w:type="dxa" w:w="120"/>
+              <w:bottom w:type="dxa" w:w="80"/>
+              <w:right w:type="dxa" w:w="120"/>
+            </w:tcMar>
+          </w:tcPr>
+          <w:p>
+            <w:r>
+              <w:rPr>
+                <w:color w:val="1E293B"/>
+                <w:sz w:val="18"/>
+                <w:szCs w:val="18"/>
+              </w:rPr>
+              <w:t xml:space="preserve">As an Admin, I want to see and revoke API keys across workspaces.</w:t>
+            </w:r>
+          </w:p>
+        </w:tc>
+        <w:tc>
+          <w:tcPr>
+            <w:tcW w:type="dxa" w:w="2751"/>
+            <w:shd w:fill="FFFFFF" w:color="auto" w:val="clear"/>
+            <w:tcMar>
+              <w:top w:type="dxa" w:w="80"/>
+              <w:left w:type="dxa" w:w="120"/>
+              <w:bottom w:type="dxa" w:w="80"/>
+              <w:right w:type="dxa" w:w="120"/>
+            </w:tcMar>
+          </w:tcPr>
+          <w:p>
+            <w:r>
+              <w:rPr>
+                <w:color w:val="1E293B"/>
+                <w:sz w:val="18"/>
+                <w:szCs w:val="18"/>
+              </w:rPr>
+              <w:t xml:space="preserve">List with workspace, created and last-used time; Revoke takes effect immediately and is audit-logged</w:t>
+            </w:r>
+          </w:p>
+        </w:tc>
+        <w:tc>
+          <w:tcPr>
+            <w:tcW w:type="dxa" w:w="917"/>
+            <w:shd w:fill="FFFFFF" w:color="auto" w:val="clear"/>
+            <w:tcMar>
+              <w:top w:type="dxa" w:w="80"/>
+              <w:left w:type="dxa" w:w="120"/>
+              <w:bottom w:type="dxa" w:w="80"/>
+              <w:right w:type="dxa" w:w="120"/>
+            </w:tcMar>
+          </w:tcPr>
+          <w:p>
+            <w:r>
+              <w:rPr>
+                <w:color w:val="1E293B"/>
+                <w:sz w:val="18"/>
+                <w:szCs w:val="18"/>
+              </w:rPr>
+              <w:t xml:space="preserve">3</w:t>
+            </w:r>
+          </w:p>
+        </w:tc>
+        <w:tc>
+          <w:tcPr>
+            <w:tcW w:type="dxa" w:w="1284"/>
+            <w:shd w:fill="FFFFFF" w:color="auto" w:val="clear"/>
+            <w:tcMar>
+              <w:top w:type="dxa" w:w="80"/>
+              <w:left w:type="dxa" w:w="120"/>
+              <w:bottom w:type="dxa" w:w="80"/>
+              <w:right w:type="dxa" w:w="120"/>
+            </w:tcMar>
+          </w:tcPr>
+          <w:p>
+            <w:r>
+              <w:rPr>
+                <w:color w:val="1E293B"/>
+                <w:sz w:val="18"/>
+                <w:szCs w:val="18"/>
+              </w:rPr>
+              <w:t xml:space="preserve">Must</w:t>
+            </w:r>
+          </w:p>
+        </w:tc>
+      </w:tr>
+      <w:tr>
+        <w:tc>
+          <w:tcPr>
+            <w:tcW w:type="dxa" w:w="1284"/>
+            <w:shd w:fill="F2F4F7" w:color="auto" w:val="clear"/>
+            <w:tcMar>
+              <w:top w:type="dxa" w:w="80"/>
+              <w:left w:type="dxa" w:w="120"/>
+              <w:bottom w:type="dxa" w:w="80"/>
+              <w:right w:type="dxa" w:w="120"/>
+            </w:tcMar>
+          </w:tcPr>
+          <w:p>
+            <w:r>
+              <w:rPr>
+                <w:color w:val="1E293B"/>
+                <w:sz w:val="18"/>
+                <w:szCs w:val="18"/>
+              </w:rPr>
+              <w:t xml:space="preserve">ADMIN-05</w:t>
+            </w:r>
+          </w:p>
+        </w:tc>
+        <w:tc>
+          <w:tcPr>
+            <w:tcW w:type="dxa" w:w="3485"/>
+            <w:shd w:fill="F2F4F7" w:color="auto" w:val="clear"/>
+            <w:tcMar>
+              <w:top w:type="dxa" w:w="80"/>
+              <w:left w:type="dxa" w:w="120"/>
+              <w:bottom w:type="dxa" w:w="80"/>
+              <w:right w:type="dxa" w:w="120"/>
+            </w:tcMar>
+          </w:tcPr>
+          <w:p>
+            <w:r>
+              <w:rPr>
+                <w:color w:val="1E293B"/>
+                <w:sz w:val="18"/>
+                <w:szCs w:val="18"/>
+              </w:rPr>
+              <w:t xml:space="preserve">As an Admin, I want the privacy tools in the console to meet GDPR requests.</w:t>
+            </w:r>
+          </w:p>
+        </w:tc>
+        <w:tc>
+          <w:tcPr>
+            <w:tcW w:type="dxa" w:w="2751"/>
+            <w:shd w:fill="F2F4F7" w:color="auto" w:val="clear"/>
+            <w:tcMar>
+              <w:top w:type="dxa" w:w="80"/>
+              <w:left w:type="dxa" w:w="120"/>
+              <w:bottom w:type="dxa" w:w="80"/>
+              <w:right w:type="dxa" w:w="120"/>
+            </w:tcMar>
+          </w:tcPr>
+          <w:p>
+            <w:r>
+              <w:rPr>
+                <w:color w:val="1E293B"/>
+                <w:sz w:val="18"/>
+                <w:szCs w:val="18"/>
+              </w:rPr>
+              <w:t xml:space="preserve">Look up a customer, export their data, erase them, using the existing /api/privacy/* calls (there is no request queue today, see DEC-02)</w:t>
+            </w:r>
+          </w:p>
+        </w:tc>
+        <w:tc>
+          <w:tcPr>
+            <w:tcW w:type="dxa" w:w="917"/>
+            <w:shd w:fill="F2F4F7" w:color="auto" w:val="clear"/>
+            <w:tcMar>
+              <w:top w:type="dxa" w:w="80"/>
+              <w:left w:type="dxa" w:w="120"/>
+              <w:bottom w:type="dxa" w:w="80"/>
+              <w:right w:type="dxa" w:w="120"/>
+            </w:tcMar>
+          </w:tcPr>
+          <w:p>
+            <w:r>
+              <w:rPr>
+                <w:color w:val="1E293B"/>
+                <w:sz w:val="18"/>
+                <w:szCs w:val="18"/>
+              </w:rPr>
+              <w:t xml:space="preserve">3</w:t>
+            </w:r>
+          </w:p>
+        </w:tc>
+        <w:tc>
+          <w:tcPr>
+            <w:tcW w:type="dxa" w:w="1284"/>
+            <w:shd w:fill="F2F4F7" w:color="auto" w:val="clear"/>
+            <w:tcMar>
+              <w:top w:type="dxa" w:w="80"/>
+              <w:left w:type="dxa" w:w="120"/>
+              <w:bottom w:type="dxa" w:w="80"/>
+              <w:right w:type="dxa" w:w="120"/>
+            </w:tcMar>
+          </w:tcPr>
+          <w:p>
+            <w:r>
+              <w:rPr>
+                <w:color w:val="1E293B"/>
+                <w:sz w:val="18"/>
+                <w:szCs w:val="18"/>
+              </w:rPr>
+              <w:t xml:space="preserve">Must</w:t>
+            </w:r>
+          </w:p>
+        </w:tc>
+      </w:tr>
+      <w:tr>
+        <w:tc>
+          <w:tcPr>
+            <w:tcW w:type="dxa" w:w="1284"/>
+            <w:shd w:fill="FFFFFF" w:color="auto" w:val="clear"/>
+            <w:tcMar>
+              <w:top w:type="dxa" w:w="80"/>
+              <w:left w:type="dxa" w:w="120"/>
+              <w:bottom w:type="dxa" w:w="80"/>
+              <w:right w:type="dxa" w:w="120"/>
+            </w:tcMar>
+          </w:tcPr>
+          <w:p>
+            <w:r>
+              <w:rPr>
+                <w:color w:val="1E293B"/>
+                <w:sz w:val="18"/>
+                <w:szCs w:val="18"/>
+              </w:rPr>
+              <w:t xml:space="preserve">SEC-05</w:t>
+            </w:r>
+          </w:p>
+        </w:tc>
+        <w:tc>
+          <w:tcPr>
+            <w:tcW w:type="dxa" w:w="3485"/>
+            <w:shd w:fill="FFFFFF" w:color="auto" w:val="clear"/>
+            <w:tcMar>
+              <w:top w:type="dxa" w:w="80"/>
+              <w:left w:type="dxa" w:w="120"/>
+              <w:bottom w:type="dxa" w:w="80"/>
+              <w:right w:type="dxa" w:w="120"/>
+            </w:tcMar>
+          </w:tcPr>
+          <w:p>
+            <w:r>
+              <w:rPr>
+                <w:color w:val="1E293B"/>
+                <w:sz w:val="18"/>
+                <w:szCs w:val="18"/>
+              </w:rPr>
+              <w:t xml:space="preserve">As a user, I want to set up two-step sign-in, and as the owner I want to require it for admins.</w:t>
+            </w:r>
+          </w:p>
+        </w:tc>
+        <w:tc>
+          <w:tcPr>
+            <w:tcW w:type="dxa" w:w="2751"/>
+            <w:shd w:fill="FFFFFF" w:color="auto" w:val="clear"/>
+            <w:tcMar>
+              <w:top w:type="dxa" w:w="80"/>
+              <w:left w:type="dxa" w:w="120"/>
+              <w:bottom w:type="dxa" w:w="80"/>
+              <w:right w:type="dxa" w:w="120"/>
+            </w:tcMar>
+          </w:tcPr>
+          <w:p>
+            <w:r>
+              <w:rPr>
+                <w:color w:val="1E293B"/>
+                <w:sz w:val="18"/>
+                <w:szCs w:val="18"/>
+              </w:rPr>
+              <w:t xml:space="preserve">TOTP enrolment screens through Firebase; REQUIRE_MFA_ROLES can then be set to admin,owner without locking anyone out</w:t>
+            </w:r>
+          </w:p>
+        </w:tc>
+        <w:tc>
+          <w:tcPr>
+            <w:tcW w:type="dxa" w:w="917"/>
+            <w:shd w:fill="FFFFFF" w:color="auto" w:val="clear"/>
+            <w:tcMar>
+              <w:top w:type="dxa" w:w="80"/>
+              <w:left w:type="dxa" w:w="120"/>
+              <w:bottom w:type="dxa" w:w="80"/>
+              <w:right w:type="dxa" w:w="120"/>
+            </w:tcMar>
+          </w:tcPr>
+          <w:p>
+            <w:r>
+              <w:rPr>
+                <w:color w:val="1E293B"/>
+                <w:sz w:val="18"/>
+                <w:szCs w:val="18"/>
+              </w:rPr>
+              <w:t xml:space="preserve">5</w:t>
+            </w:r>
+          </w:p>
+        </w:tc>
+        <w:tc>
+          <w:tcPr>
+            <w:tcW w:type="dxa" w:w="1284"/>
+            <w:shd w:fill="FFFFFF" w:color="auto" w:val="clear"/>
+            <w:tcMar>
+              <w:top w:type="dxa" w:w="80"/>
+              <w:left w:type="dxa" w:w="120"/>
+              <w:bottom w:type="dxa" w:w="80"/>
+              <w:right w:type="dxa" w:w="120"/>
+            </w:tcMar>
+          </w:tcPr>
+          <w:p>
+            <w:r>
+              <w:rPr>
+                <w:color w:val="1E293B"/>
+                <w:sz w:val="18"/>
+                <w:szCs w:val="18"/>
+              </w:rPr>
+              <w:t xml:space="preserve">Must</w:t>
+            </w:r>
+          </w:p>
+        </w:tc>
+      </w:tr>
+    </w:tbl>
+    <w:p>
+      <w:pPr>
+        <w:pStyle w:val="Heading2"/>
+        <w:spacing w:after="120" w:before="280"/>
+      </w:pPr>
+      <w:r>
+        <w:rPr>
+          <w:b/>
+          <w:bCs/>
+          <w:color w:val="176BFA"/>
+          <w:sz w:val="24"/>
+          <w:szCs w:val="24"/>
+        </w:rPr>
+        <w:t xml:space="preserve">DEFINITION OF DONE (EVERY SPRINT)</w:t>
+      </w:r>
+    </w:p>
+    <w:p>
+      <w:pPr>
+        <w:pStyle w:val="ListParagraph"/>
+        <w:numPr>
+          <w:ilvl w:val="0"/>
+          <w:numId w:val="2"/>
+        </w:numPr>
+        <w:spacing w:after="40" w:before="40"/>
+      </w:pPr>
+      <w:r>
+        <w:rPr>
+          <w:color w:val="1E293B"/>
+          <w:sz w:val="20"/>
+          <w:szCs w:val="20"/>
+        </w:rPr>
+        <w:t xml:space="preserve">All Must stories pass their acceptance criteria.</w:t>
+      </w:r>
+    </w:p>
+    <w:p>
+      <w:pPr>
+        <w:pStyle w:val="ListParagraph"/>
+        <w:numPr>
+          <w:ilvl w:val="0"/>
+          <w:numId w:val="2"/>
+        </w:numPr>
+        <w:spacing w:after="40" w:before="40"/>
+      </w:pPr>
+      <w:r>
+        <w:rPr>
+          <w:color w:val="1E293B"/>
+          <w:sz w:val="20"/>
+          <w:szCs w:val="20"/>
+        </w:rPr>
+        <w:t xml:space="preserve">New backend logic has pytest tests; the full CI run is green (backend on Python 3.12 and 3.13, PostgreSQL row-level security suite, model evaluation gate, frontend build, container smoke test, dependency and image scanning).</w:t>
+      </w:r>
+    </w:p>
+    <w:p>
+      <w:pPr>
+        <w:pStyle w:val="ListParagraph"/>
+        <w:numPr>
+          <w:ilvl w:val="0"/>
+          <w:numId w:val="2"/>
+        </w:numPr>
+        <w:spacing w:after="40" w:before="40"/>
+      </w:pPr>
+      <w:r>
+        <w:rPr>
+          <w:color w:val="1E293B"/>
+          <w:sz w:val="20"/>
+          <w:szCs w:val="20"/>
+        </w:rPr>
+        <w:t xml:space="preserve">From Sprint 4: the axe-core scan reports zero critical or serious violations and the Playwright smoke test passes.</w:t>
+      </w:r>
+    </w:p>
+    <w:p>
+      <w:pPr>
+        <w:pStyle w:val="ListParagraph"/>
+        <w:numPr>
+          <w:ilvl w:val="0"/>
+          <w:numId w:val="2"/>
+        </w:numPr>
+        <w:spacing w:after="40" w:before="40"/>
+      </w:pPr>
+      <w:r>
+        <w:rPr>
+          <w:color w:val="1E293B"/>
+          <w:sz w:val="20"/>
+          <w:szCs w:val="20"/>
+        </w:rPr>
+        <w:t xml:space="preserve">Pull request reviewed (Codex findings answered) and merged to main; Railway deploy succeeds and /api/ready reports ok.</w:t>
+      </w:r>
+    </w:p>
+    <w:p>
+      <w:pPr>
+        <w:pStyle w:val="ListParagraph"/>
+        <w:numPr>
+          <w:ilvl w:val="0"/>
+          <w:numId w:val="2"/>
+        </w:numPr>
+        <w:spacing w:after="40" w:before="40"/>
+      </w:pPr>
+      <w:r>
+        <w:rPr>
+          <w:color w:val="1E293B"/>
+          <w:sz w:val="20"/>
+          <w:szCs w:val="20"/>
+        </w:rPr>
+        <w:t xml:space="preserve">README, docs/ and these v2.0 documents updated where the sprint changed behaviour.</w:t>
+      </w:r>
+    </w:p>
+    <w:p>
+      <w:pPr>
+        <w:pStyle w:val="Heading2"/>
+        <w:spacing w:after="120" w:before="280"/>
+      </w:pPr>
+      <w:r>
+        <w:rPr>
+          <w:b/>
+          <w:bCs/>
+          <w:color w:val="176BFA"/>
+          <w:sz w:val="24"/>
+          <w:szCs w:val="24"/>
+        </w:rPr>
+        <w:t xml:space="preserve">CAPACITY</w:t>
+      </w:r>
+    </w:p>
+    <w:p>
+      <w:pPr>
+        <w:spacing w:after="80" w:before="60"/>
+        <w:jc w:val="left"/>
+      </w:pPr>
+      <w:r>
+        <w:rPr>
+          <w:b w:val="false"/>
+          <w:bCs w:val="false"/>
+          <w:i w:val="false"/>
+          <w:iCs w:val="false"/>
+          <w:color w:val="1E293B"/>
+          <w:sz w:val="20"/>
+          <w:szCs w:val="20"/>
+        </w:rPr>
+        <w:t xml:space="preserve">Sprints are planned at 13–19 points (solo developer with AI pair programming). This is a starting assumption, not a measured velocity: after Sprint 2, replace it with the average of the points actually completed and re-plan Sprints 3–7 if needed.</w:t>
+      </w:r>
+    </w:p>
     <w:p>
       <w:pPr>
         <w:pStyle w:val="Heading3"/>
@@ -4945,7 +7407,7 @@
           <w:sz w:val="20"/>
           <w:szCs w:val="20"/>
         </w:rPr>
-        <w:t xml:space="preserve">The following admin console categories will be delivered as dedicated sprints in Phases 5–7:</w:t>
+        <w:t xml:space="preserve">The remaining admin console categories follow as dedicated sprints in Phases 5–7:</w:t>
       </w:r>
     </w:p>
     <w:tbl>
@@ -5062,7 +7524,7 @@
                 <w:sz w:val="18"/>
                 <w:szCs w:val="18"/>
               </w:rPr>
-              <w:t xml:space="preserve">Sprint 7</w:t>
+              <w:t xml:space="preserve">Sprint 8</w:t>
             </w:r>
           </w:p>
         </w:tc>
@@ -5084,7 +7546,7 @@
                 <w:sz w:val="18"/>
                 <w:szCs w:val="18"/>
               </w:rPr>
-              <w:t xml:space="preserve">Category 2: Extended User Management (user detail, bulk actions, act-as-user)</w:t>
+              <w:t xml:space="preserve">Category 2: Extended User Management (user detail, bulk actions, act-as-user read-only)</w:t>
             </w:r>
           </w:p>
         </w:tc>
@@ -5130,7 +7592,7 @@
                 <w:sz w:val="18"/>
                 <w:szCs w:val="18"/>
               </w:rPr>
-              <w:t xml:space="preserve">Sprint 8</w:t>
+              <w:t xml:space="preserve">Sprint 9</w:t>
             </w:r>
           </w:p>
         </w:tc>
@@ -5198,7 +7660,7 @@
                 <w:sz w:val="18"/>
                 <w:szCs w:val="18"/>
               </w:rPr>
-              <w:t xml:space="preserve">Sprint 9</w:t>
+              <w:t xml:space="preserve">Sprint 10</w:t>
             </w:r>
           </w:p>
         </w:tc>
@@ -5220,7 +7682,7 @@
                 <w:sz w:val="18"/>
                 <w:szCs w:val="18"/>
               </w:rPr>
-              <w:t xml:space="preserve">Category 4: Invitations &amp; Access (pending invitations, admin email list in UI, MFA enforcement)</w:t>
+              <w:t xml:space="preserve">Category 4: Invitations &amp; Access (pending invitations, admin email list in UI; MFA enforcement settings — screens built in Sprint 7)</w:t>
             </w:r>
           </w:p>
         </w:tc>
@@ -5266,7 +7728,7 @@
                 <w:sz w:val="18"/>
                 <w:szCs w:val="18"/>
               </w:rPr>
-              <w:t xml:space="preserve">Sprint 10</w:t>
+              <w:t xml:space="preserve">Sprint 11</w:t>
             </w:r>
           </w:p>
         </w:tc>
@@ -5288,7 +7750,7 @@
                 <w:sz w:val="18"/>
                 <w:szCs w:val="18"/>
               </w:rPr>
-              <w:t xml:space="preserve">Category 6: ML Operations (model per workspace, drift status, promote/rollback)</w:t>
+              <w:t xml:space="preserve">Category 6: ML Operations (model per workspace, drift status, promote / rollback)</w:t>
             </w:r>
           </w:p>
         </w:tc>
@@ -5334,7 +7796,7 @@
                 <w:sz w:val="18"/>
                 <w:szCs w:val="18"/>
               </w:rPr>
-              <w:t xml:space="preserve">Sprint 11</w:t>
+              <w:t xml:space="preserve">Sprint 12</w:t>
             </w:r>
           </w:p>
         </w:tc>
@@ -5384,6 +7846,496 @@
         </w:tc>
       </w:tr>
     </w:tbl>
+    <w:p>
+      <w:pPr>
+        <w:pStyle w:val="Heading2"/>
+        <w:spacing w:after="120" w:before="280"/>
+      </w:pPr>
+      <w:r>
+        <w:rPr>
+          <w:b/>
+          <w:bCs/>
+          <w:color w:val="176BFA"/>
+          <w:sz w:val="24"/>
+          <w:szCs w:val="24"/>
+        </w:rPr>
+        <w:t xml:space="preserve">OPEN DECISIONS</w:t>
+      </w:r>
+    </w:p>
+    <w:tbl>
+      <w:tblPr>
+        <w:tblW w:type="dxa" w:w="9720"/>
+        <w:tblBorders>
+          <w:top w:val="single" w:color="10194B" w:sz="4"/>
+          <w:left w:val="none"/>
+          <w:bottom w:val="single" w:color="10194B" w:sz="4"/>
+          <w:right w:val="none"/>
+          <w:insideH w:val="single" w:color="auto" w:sz="4"/>
+          <w:insideV w:val="single" w:color="auto" w:sz="4"/>
+        </w:tblBorders>
+        <w:tblLayout w:type="fixed"/>
+      </w:tblPr>
+      <w:tblGrid>
+        <w:gridCol w:w="100"/>
+        <w:gridCol w:w="100"/>
+        <w:gridCol w:w="100"/>
+      </w:tblGrid>
+      <w:tr>
+        <w:trPr>
+          <w:tblHeader/>
+        </w:trPr>
+        <w:tc>
+          <w:tcPr>
+            <w:tcW w:type="dxa" w:w="1237"/>
+            <w:shd w:fill="071426" w:color="auto" w:val="clear"/>
+            <w:tcMar>
+              <w:top w:type="dxa" w:w="100"/>
+              <w:left w:type="dxa" w:w="120"/>
+              <w:bottom w:type="dxa" w:w="100"/>
+              <w:right w:type="dxa" w:w="120"/>
+            </w:tcMar>
+          </w:tcPr>
+          <w:p>
+            <w:r>
+              <w:rPr>
+                <w:b/>
+                <w:bCs/>
+                <w:color w:val="FFFFFF"/>
+                <w:sz w:val="18"/>
+                <w:szCs w:val="18"/>
+              </w:rPr>
+              <w:t xml:space="preserve">ID</w:t>
+            </w:r>
+          </w:p>
+        </w:tc>
+        <w:tc>
+          <w:tcPr>
+            <w:tcW w:type="dxa" w:w="5479"/>
+            <w:shd w:fill="071426" w:color="auto" w:val="clear"/>
+            <w:tcMar>
+              <w:top w:type="dxa" w:w="100"/>
+              <w:left w:type="dxa" w:w="120"/>
+              <w:bottom w:type="dxa" w:w="100"/>
+              <w:right w:type="dxa" w:w="120"/>
+            </w:tcMar>
+          </w:tcPr>
+          <w:p>
+            <w:r>
+              <w:rPr>
+                <w:b/>
+                <w:bCs/>
+                <w:color w:val="FFFFFF"/>
+                <w:sz w:val="18"/>
+                <w:szCs w:val="18"/>
+              </w:rPr>
+              <w:t xml:space="preserve">Decision needed</w:t>
+            </w:r>
+          </w:p>
+        </w:tc>
+        <w:tc>
+          <w:tcPr>
+            <w:tcW w:type="dxa" w:w="3004"/>
+            <w:shd w:fill="071426" w:color="auto" w:val="clear"/>
+            <w:tcMar>
+              <w:top w:type="dxa" w:w="100"/>
+              <w:left w:type="dxa" w:w="120"/>
+              <w:bottom w:type="dxa" w:w="100"/>
+              <w:right w:type="dxa" w:w="120"/>
+            </w:tcMar>
+          </w:tcPr>
+          <w:p>
+            <w:r>
+              <w:rPr>
+                <w:b/>
+                <w:bCs/>
+                <w:color w:val="FFFFFF"/>
+                <w:sz w:val="18"/>
+                <w:szCs w:val="18"/>
+              </w:rPr>
+              <w:t xml:space="preserve">Needed by</w:t>
+            </w:r>
+          </w:p>
+        </w:tc>
+      </w:tr>
+      <w:tr>
+        <w:tc>
+          <w:tcPr>
+            <w:tcW w:type="dxa" w:w="1237"/>
+            <w:shd w:fill="FFFFFF" w:color="auto" w:val="clear"/>
+            <w:tcMar>
+              <w:top w:type="dxa" w:w="80"/>
+              <w:left w:type="dxa" w:w="120"/>
+              <w:bottom w:type="dxa" w:w="80"/>
+              <w:right w:type="dxa" w:w="120"/>
+            </w:tcMar>
+          </w:tcPr>
+          <w:p>
+            <w:r>
+              <w:rPr>
+                <w:color w:val="1E293B"/>
+                <w:sz w:val="18"/>
+                <w:szCs w:val="18"/>
+              </w:rPr>
+              <w:t xml:space="preserve">DEC-01</w:t>
+            </w:r>
+          </w:p>
+        </w:tc>
+        <w:tc>
+          <w:tcPr>
+            <w:tcW w:type="dxa" w:w="5479"/>
+            <w:shd w:fill="FFFFFF" w:color="auto" w:val="clear"/>
+            <w:tcMar>
+              <w:top w:type="dxa" w:w="80"/>
+              <w:left w:type="dxa" w:w="120"/>
+              <w:bottom w:type="dxa" w:w="80"/>
+              <w:right w:type="dxa" w:w="120"/>
+            </w:tcMar>
+          </w:tcPr>
+          <w:p>
+            <w:r>
+              <w:rPr>
+                <w:color w:val="1E293B"/>
+                <w:sz w:val="18"/>
+                <w:szCs w:val="18"/>
+              </w:rPr>
+              <w:t xml:space="preserve">Tier names: keep High / Medium / Low risk (app today) or switch to Critical / At Risk / Healthy health tiers (BRD FR-03)</w:t>
+            </w:r>
+          </w:p>
+        </w:tc>
+        <w:tc>
+          <w:tcPr>
+            <w:tcW w:type="dxa" w:w="3004"/>
+            <w:shd w:fill="FFFFFF" w:color="auto" w:val="clear"/>
+            <w:tcMar>
+              <w:top w:type="dxa" w:w="80"/>
+              <w:left w:type="dxa" w:w="120"/>
+              <w:bottom w:type="dxa" w:w="80"/>
+              <w:right w:type="dxa" w:w="120"/>
+            </w:tcMar>
+          </w:tcPr>
+          <w:p>
+            <w:r>
+              <w:rPr>
+                <w:color w:val="1E293B"/>
+                <w:sz w:val="18"/>
+                <w:szCs w:val="18"/>
+              </w:rPr>
+              <w:t xml:space="preserve">Sprint 1</w:t>
+            </w:r>
+          </w:p>
+        </w:tc>
+      </w:tr>
+      <w:tr>
+        <w:tc>
+          <w:tcPr>
+            <w:tcW w:type="dxa" w:w="1237"/>
+            <w:shd w:fill="F2F4F7" w:color="auto" w:val="clear"/>
+            <w:tcMar>
+              <w:top w:type="dxa" w:w="80"/>
+              <w:left w:type="dxa" w:w="120"/>
+              <w:bottom w:type="dxa" w:w="80"/>
+              <w:right w:type="dxa" w:w="120"/>
+            </w:tcMar>
+          </w:tcPr>
+          <w:p>
+            <w:r>
+              <w:rPr>
+                <w:color w:val="1E293B"/>
+                <w:sz w:val="18"/>
+                <w:szCs w:val="18"/>
+              </w:rPr>
+              <w:t xml:space="preserve">DEC-02</w:t>
+            </w:r>
+          </w:p>
+        </w:tc>
+        <w:tc>
+          <w:tcPr>
+            <w:tcW w:type="dxa" w:w="5479"/>
+            <w:shd w:fill="F2F4F7" w:color="auto" w:val="clear"/>
+            <w:tcMar>
+              <w:top w:type="dxa" w:w="80"/>
+              <w:left w:type="dxa" w:w="120"/>
+              <w:bottom w:type="dxa" w:w="80"/>
+              <w:right w:type="dxa" w:w="120"/>
+            </w:tcMar>
+          </w:tcPr>
+          <w:p>
+            <w:r>
+              <w:rPr>
+                <w:color w:val="1E293B"/>
+                <w:sz w:val="18"/>
+                <w:szCs w:val="18"/>
+              </w:rPr>
+              <w:t xml:space="preserve">GDPR requests: is a request queue (who asked, when, status) needed, or are the privacy tools enough? BRD FR-AC-15 assumes requests exist</w:t>
+            </w:r>
+          </w:p>
+        </w:tc>
+        <w:tc>
+          <w:tcPr>
+            <w:tcW w:type="dxa" w:w="3004"/>
+            <w:shd w:fill="F2F4F7" w:color="auto" w:val="clear"/>
+            <w:tcMar>
+              <w:top w:type="dxa" w:w="80"/>
+              <w:left w:type="dxa" w:w="120"/>
+              <w:bottom w:type="dxa" w:w="80"/>
+              <w:right w:type="dxa" w:w="120"/>
+            </w:tcMar>
+          </w:tcPr>
+          <w:p>
+            <w:r>
+              <w:rPr>
+                <w:color w:val="1E293B"/>
+                <w:sz w:val="18"/>
+                <w:szCs w:val="18"/>
+              </w:rPr>
+              <w:t xml:space="preserve">Sprint 7</w:t>
+            </w:r>
+          </w:p>
+        </w:tc>
+      </w:tr>
+      <w:tr>
+        <w:tc>
+          <w:tcPr>
+            <w:tcW w:type="dxa" w:w="1237"/>
+            <w:shd w:fill="FFFFFF" w:color="auto" w:val="clear"/>
+            <w:tcMar>
+              <w:top w:type="dxa" w:w="80"/>
+              <w:left w:type="dxa" w:w="120"/>
+              <w:bottom w:type="dxa" w:w="80"/>
+              <w:right w:type="dxa" w:w="120"/>
+            </w:tcMar>
+          </w:tcPr>
+          <w:p>
+            <w:r>
+              <w:rPr>
+                <w:color w:val="1E293B"/>
+                <w:sz w:val="18"/>
+                <w:szCs w:val="18"/>
+              </w:rPr>
+              <w:t xml:space="preserve">DEC-03</w:t>
+            </w:r>
+          </w:p>
+        </w:tc>
+        <w:tc>
+          <w:tcPr>
+            <w:tcW w:type="dxa" w:w="5479"/>
+            <w:shd w:fill="FFFFFF" w:color="auto" w:val="clear"/>
+            <w:tcMar>
+              <w:top w:type="dxa" w:w="80"/>
+              <w:left w:type="dxa" w:w="120"/>
+              <w:bottom w:type="dxa" w:w="80"/>
+              <w:right w:type="dxa" w:w="120"/>
+            </w:tcMar>
+          </w:tcPr>
+          <w:p>
+            <w:r>
+              <w:rPr>
+                <w:color w:val="1E293B"/>
+                <w:sz w:val="18"/>
+                <w:szCs w:val="18"/>
+              </w:rPr>
+              <w:t xml:space="preserve">Health score inputs: most uploaded CSVs lack logins, tickets, payments or NPS. Confirm the re-normalised score in CS2-03, or require those columns</w:t>
+            </w:r>
+          </w:p>
+        </w:tc>
+        <w:tc>
+          <w:tcPr>
+            <w:tcW w:type="dxa" w:w="3004"/>
+            <w:shd w:fill="FFFFFF" w:color="auto" w:val="clear"/>
+            <w:tcMar>
+              <w:top w:type="dxa" w:w="80"/>
+              <w:left w:type="dxa" w:w="120"/>
+              <w:bottom w:type="dxa" w:w="80"/>
+              <w:right w:type="dxa" w:w="120"/>
+            </w:tcMar>
+          </w:tcPr>
+          <w:p>
+            <w:r>
+              <w:rPr>
+                <w:color w:val="1E293B"/>
+                <w:sz w:val="18"/>
+                <w:szCs w:val="18"/>
+              </w:rPr>
+              <w:t xml:space="preserve">Sprint 1</w:t>
+            </w:r>
+          </w:p>
+        </w:tc>
+      </w:tr>
+      <w:tr>
+        <w:tc>
+          <w:tcPr>
+            <w:tcW w:type="dxa" w:w="1237"/>
+            <w:shd w:fill="F2F4F7" w:color="auto" w:val="clear"/>
+            <w:tcMar>
+              <w:top w:type="dxa" w:w="80"/>
+              <w:left w:type="dxa" w:w="120"/>
+              <w:bottom w:type="dxa" w:w="80"/>
+              <w:right w:type="dxa" w:w="120"/>
+            </w:tcMar>
+          </w:tcPr>
+          <w:p>
+            <w:r>
+              <w:rPr>
+                <w:color w:val="1E293B"/>
+                <w:sz w:val="18"/>
+                <w:szCs w:val="18"/>
+              </w:rPr>
+              <w:t xml:space="preserve">DEC-04</w:t>
+            </w:r>
+          </w:p>
+        </w:tc>
+        <w:tc>
+          <w:tcPr>
+            <w:tcW w:type="dxa" w:w="5479"/>
+            <w:shd w:fill="F2F4F7" w:color="auto" w:val="clear"/>
+            <w:tcMar>
+              <w:top w:type="dxa" w:w="80"/>
+              <w:left w:type="dxa" w:w="120"/>
+              <w:bottom w:type="dxa" w:w="80"/>
+              <w:right w:type="dxa" w:w="120"/>
+            </w:tcMar>
+          </w:tcPr>
+          <w:p>
+            <w:r>
+              <w:rPr>
+                <w:color w:val="1E293B"/>
+                <w:sz w:val="18"/>
+                <w:szCs w:val="18"/>
+              </w:rPr>
+              <w:t xml:space="preserve">React migration (Phase 6): still wanted now that Chart.js covers the charts? It decides when Recharts, React Table and Vitest arrive</w:t>
+            </w:r>
+          </w:p>
+        </w:tc>
+        <w:tc>
+          <w:tcPr>
+            <w:tcW w:type="dxa" w:w="3004"/>
+            <w:shd w:fill="F2F4F7" w:color="auto" w:val="clear"/>
+            <w:tcMar>
+              <w:top w:type="dxa" w:w="80"/>
+              <w:left w:type="dxa" w:w="120"/>
+              <w:bottom w:type="dxa" w:w="80"/>
+              <w:right w:type="dxa" w:w="120"/>
+            </w:tcMar>
+          </w:tcPr>
+          <w:p>
+            <w:r>
+              <w:rPr>
+                <w:color w:val="1E293B"/>
+                <w:sz w:val="18"/>
+                <w:szCs w:val="18"/>
+              </w:rPr>
+              <w:t xml:space="preserve">Phase 5</w:t>
+            </w:r>
+          </w:p>
+        </w:tc>
+      </w:tr>
+    </w:tbl>
+    <w:p>
+      <w:pPr>
+        <w:pStyle w:val="Heading2"/>
+        <w:spacing w:after="120" w:before="280"/>
+      </w:pPr>
+      <w:r>
+        <w:rPr>
+          <w:b/>
+          <w:bCs/>
+          <w:color w:val="176BFA"/>
+          <w:sz w:val="24"/>
+          <w:szCs w:val="24"/>
+        </w:rPr>
+        <w:t xml:space="preserve">CHANGE LOG</w:t>
+      </w:r>
+    </w:p>
+    <w:p>
+      <w:pPr>
+        <w:pStyle w:val="ListParagraph"/>
+        <w:numPr>
+          <w:ilvl w:val="0"/>
+          <w:numId w:val="2"/>
+        </w:numPr>
+        <w:spacing w:after="40" w:before="40"/>
+      </w:pPr>
+      <w:r>
+        <w:rPr>
+          <w:color w:val="1E293B"/>
+          <w:sz w:val="20"/>
+          <w:szCs w:val="20"/>
+        </w:rPr>
+        <w:t xml:space="preserve">14 Oct 2026 — Removed stories already live (CS2-01, CS2-02, CS2-04, CS2-07a, CS3-02, CS3-05, CS4-01a).</w:t>
+      </w:r>
+    </w:p>
+    <w:p>
+      <w:pPr>
+        <w:pStyle w:val="ListParagraph"/>
+        <w:numPr>
+          <w:ilvl w:val="0"/>
+          <w:numId w:val="2"/>
+        </w:numPr>
+        <w:spacing w:after="40" w:before="40"/>
+      </w:pPr>
+      <w:r>
+        <w:rPr>
+          <w:color w:val="1E293B"/>
+          <w:sz w:val="20"/>
+          <w:szCs w:val="20"/>
+        </w:rPr>
+        <w:t xml:space="preserve">14 Oct 2026 — Added SEC-01 to SEC-05 (open security bugs and MFA screens) and QA-01 (axe-core and Playwright in CI).</w:t>
+      </w:r>
+    </w:p>
+    <w:p>
+      <w:pPr>
+        <w:pStyle w:val="ListParagraph"/>
+        <w:numPr>
+          <w:ilvl w:val="0"/>
+          <w:numId w:val="2"/>
+        </w:numPr>
+        <w:spacing w:after="40" w:before="40"/>
+      </w:pPr>
+      <w:r>
+        <w:rPr>
+          <w:color w:val="1E293B"/>
+          <w:sz w:val="20"/>
+          <w:szCs w:val="20"/>
+        </w:rPr>
+        <w:t xml:space="preserve">14 Oct 2026 — Recharts / Vitest replaced by Chart.js / pytest in acceptance criteria; split ADMIN-02, -03 and -04 into smaller stories.</w:t>
+      </w:r>
+    </w:p>
+    <w:p>
+      <w:pPr>
+        <w:pStyle w:val="ListParagraph"/>
+        <w:numPr>
+          <w:ilvl w:val="0"/>
+          <w:numId w:val="2"/>
+        </w:numPr>
+        <w:spacing w:after="40" w:before="40"/>
+      </w:pPr>
+      <w:r>
+        <w:rPr>
+          <w:color w:val="1E293B"/>
+          <w:sz w:val="20"/>
+          <w:szCs w:val="20"/>
+        </w:rPr>
+        <w:t xml:space="preserve">14 Oct 2026 — Rebalanced to 13–19 points per sprint; added Sprint 7 (3–16 Feb 2027); one Definition of Done for all sprints.</w:t>
+      </w:r>
+    </w:p>
+    <w:p>
+      <w:pPr>
+        <w:pStyle w:val="ListParagraph"/>
+        <w:numPr>
+          <w:ilvl w:val="0"/>
+          <w:numId w:val="2"/>
+        </w:numPr>
+        <w:spacing w:after="40" w:before="40"/>
+      </w:pPr>
+      <w:r>
+        <w:rPr>
+          <w:color w:val="1E293B"/>
+          <w:sz w:val="20"/>
+          <w:szCs w:val="20"/>
+        </w:rPr>
+        <w:t xml:space="preserve">14 Oct 2026 — ADMIN-05 reworded: the privacy endpoints export, erase and look up; they do not hold a request list.</w:t>
+      </w:r>
+    </w:p>
     <w:sectPr>
       <w:headerReference w:type="default" r:id="rId7"/>
       <w:footerReference w:type="default" r:id="rId8"/>

--- a/Documents/Sprint_Plans_ChurnSight_v2_0.docx
+++ b/Documents/Sprint_Plans_ChurnSight_v2_0.docx
@@ -488,7 +488,7 @@
                 <w:sz w:val="18"/>
                 <w:szCs w:val="18"/>
               </w:rPr>
-              <w:t xml:space="preserve">Security fixes + composite health score engine (16 pts)</w:t>
+              <w:t xml:space="preserve">Security fixes + composite health score engine + BRD tier names (17 pts)</w:t>
             </w:r>
           </w:p>
         </w:tc>
@@ -1714,7 +1714,7 @@
                 <w:sz w:val="18"/>
                 <w:szCs w:val="18"/>
               </w:rPr>
-              <w:t xml:space="preserve">Done — naming decision DEC-01</w:t>
+              <w:t xml:space="preserve">Done — renamed to BRD tiers in Sprint 1 (CS2-04b)</w:t>
             </w:r>
           </w:p>
         </w:tc>
@@ -2622,7 +2622,7 @@
                 <w:sz w:val="18"/>
                 <w:szCs w:val="18"/>
               </w:rPr>
-              <w:t xml:space="preserve">DEC-01</w:t>
+              <w:t xml:space="preserve">CS2-04b</w:t>
             </w:r>
           </w:p>
         </w:tc>
@@ -2644,7 +2644,7 @@
                 <w:sz w:val="18"/>
                 <w:szCs w:val="18"/>
               </w:rPr>
-              <w:t xml:space="preserve">As the product owner, I want one set of tier names so that the app and the documents agree.</w:t>
+              <w:t xml:space="preserve">As a CSM, I want health tiers named as in the BRD so that the app and the documents agree.</w:t>
             </w:r>
           </w:p>
         </w:tc>
@@ -2666,7 +2666,7 @@
                 <w:sz w:val="18"/>
                 <w:szCs w:val="18"/>
               </w:rPr>
-              <w:t xml:space="preserve">Decision recorded in the RAID log (High/Medium/Low risk, or Critical/At Risk/Healthy health); UI and documents use it</w:t>
+              <w:t xml:space="preserve">Cards, badges and filters show Critical (0–39) / At Risk (40–59) / Healthy (60–100) by health score; churn probability elsewhere is labelled "High / Medium / Low churn risk"</w:t>
             </w:r>
           </w:p>
         </w:tc>
@@ -2688,7 +2688,7 @@
                 <w:sz w:val="18"/>
                 <w:szCs w:val="18"/>
               </w:rPr>
-              <w:t xml:space="preserve">1</w:t>
+              <w:t xml:space="preserve">2</w:t>
             </w:r>
           </w:p>
         </w:tc>
@@ -2778,7 +2778,7 @@
                 <w:sz w:val="18"/>
                 <w:szCs w:val="18"/>
               </w:rPr>
-              <w:t xml:space="preserve">6 components with BRD weights; a component whose data is missing is left out and the weights are re-normalised; the card says which components were used; integer 0–100; pytest unit tests</w:t>
+              <w:t xml:space="preserve">Six components with BRD weights (adoption 30, model 25, support 20, payment 15, engagement trend 7, contract 3). Score from the components the data supports, weights re-normalised; the card shows data coverage (share of BRD weight available) and marks scores under 50% coverage "Limited data"; uploads are never rejected for missing columns; integer 0–100; pytest unit tests</w:t>
             </w:r>
           </w:p>
         </w:tc>
@@ -7859,7 +7859,7 @@
           <w:sz w:val="24"/>
           <w:szCs w:val="24"/>
         </w:rPr>
-        <w:t xml:space="preserve">OPEN DECISIONS</w:t>
+        <w:t xml:space="preserve">DECISIONS</w:t>
       </w:r>
     </w:p>
     <w:tbl>
@@ -7998,7 +7998,7 @@
                 <w:sz w:val="18"/>
                 <w:szCs w:val="18"/>
               </w:rPr>
-              <w:t xml:space="preserve">Tier names: keep High / Medium / Low risk (app today) or switch to Critical / At Risk / Healthy health tiers (BRD FR-03)</w:t>
+              <w:t xml:space="preserve">Decided 15 Oct 2026: BRD names — Critical (0–39) / At Risk (40–59) / Healthy (60–100) for health scores; churn probability keeps High / Medium / Low risk</w:t>
             </w:r>
           </w:p>
         </w:tc>
@@ -8020,7 +8020,7 @@
                 <w:sz w:val="18"/>
                 <w:szCs w:val="18"/>
               </w:rPr>
-              <w:t xml:space="preserve">Sprint 1</w:t>
+              <w:t xml:space="preserve">Decided</w:t>
             </w:r>
           </w:p>
         </w:tc>
@@ -8134,7 +8134,7 @@
                 <w:sz w:val="18"/>
                 <w:szCs w:val="18"/>
               </w:rPr>
-              <w:t xml:space="preserve">Health score inputs: most uploaded CSVs lack logins, tickets, payments or NPS. Confirm the re-normalised score in CS2-03, or require those columns</w:t>
+              <w:t xml:space="preserve">Decided 15 Oct 2026: Score from the components the data supports, weights re-normalised; the card shows data coverage (share of BRD weight available) and marks scores under 50% coverage "Limited data"; uploads are never rejected for missing columns</w:t>
             </w:r>
           </w:p>
         </w:tc>
@@ -8156,7 +8156,7 @@
                 <w:sz w:val="18"/>
                 <w:szCs w:val="18"/>
               </w:rPr>
-              <w:t xml:space="preserve">Sprint 1</w:t>
+              <w:t xml:space="preserve">Decided</w:t>
             </w:r>
           </w:p>
         </w:tc>
@@ -8334,6 +8334,24 @@
           <w:szCs w:val="20"/>
         </w:rPr>
         <w:t xml:space="preserve">14 Oct 2026 — ADMIN-05 reworded: the privacy endpoints export, erase and look up; they do not hold a request list.</w:t>
+      </w:r>
+    </w:p>
+    <w:p>
+      <w:pPr>
+        <w:pStyle w:val="ListParagraph"/>
+        <w:numPr>
+          <w:ilvl w:val="0"/>
+          <w:numId w:val="2"/>
+        </w:numPr>
+        <w:spacing w:after="40" w:before="40"/>
+      </w:pPr>
+      <w:r>
+        <w:rPr>
+          <w:color w:val="1E293B"/>
+          <w:sz w:val="20"/>
+          <w:szCs w:val="20"/>
+        </w:rPr>
+        <w:t xml:space="preserve">15 Oct 2026 — DEC-01 decided (BRD tier names; story CS2-04b replaces DEC-01) and DEC-03 decided (re-normalised score with data coverage); Sprint 1 now 17 points.</w:t>
       </w:r>
     </w:p>
     <w:sectPr>
